--- a/.skills/luvina-sekkei-sho/assets/template_sample.docx
+++ b/.skills/luvina-sekkei-sho/assets/template_sample.docx
@@ -9184,7 +9184,3889 @@
           <w:sz w:val="32"/>
           <w:szCs w:val="32"/>
         </w:rPr>
-        <w:t xml:space="preserve">6. 報告方法</w:t>
+        <w:t xml:space="preserve">6. 変更後パフォーマンスチェック</w:t>
+      </w:r>
+    </w:p>
+    <w:p>
+      <w:pPr>
+        <w:spacing w:before="60" w:after="60"/>
+      </w:pPr>
+      <w:r>
+        <w:rPr>
+          <w:rFonts w:ascii="BIZ UDPゴシック" w:cs="BIZ UDPゴシック" w:eastAsia="BIZ UDPゴシック" w:hAnsi="BIZ UDPゴシック"/>
+          <w:sz w:val="22"/>
+          <w:szCs w:val="22"/>
+        </w:rPr>
+        <w:t xml:space="preserve">ダウンサイズ後は以下のメトリクスを1週間継続して監視し、パフォーマンス劣化がないことを確認する。</w:t>
+      </w:r>
+    </w:p>
+    <w:p>
+      <w:pPr>
+        <w:spacing w:before="40" w:after="40"/>
+      </w:pPr>
+      <w:r>
+        <w:t xml:space="preserve"/>
+      </w:r>
+    </w:p>
+    <w:p>
+      <w:pPr>
+        <w:pStyle w:val="Heading2"/>
+      </w:pPr>
+      <w:r>
+        <w:rPr>
+          <w:rFonts w:ascii="BIZ UDPゴシック" w:cs="BIZ UDPゴシック" w:eastAsia="BIZ UDPゴシック" w:hAnsi="BIZ UDPゴシック"/>
+          <w:b/>
+          <w:bCs/>
+          <w:sz w:val="24"/>
+          <w:szCs w:val="24"/>
+        </w:rPr>
+        <w:t xml:space="preserve">■ 監視対象メトリクスと正常値の目安</w:t>
+      </w:r>
+    </w:p>
+    <w:tbl>
+      <w:tblPr>
+        <w:tblW w:type="dxa" w:w="9000"/>
+        <w:tblBorders>
+          <w:top w:val="single" w:color="auto" w:sz="4"/>
+          <w:left w:val="single" w:color="auto" w:sz="4"/>
+          <w:bottom w:val="single" w:color="auto" w:sz="4"/>
+          <w:right w:val="single" w:color="auto" w:sz="4"/>
+          <w:insideH w:val="single" w:color="auto" w:sz="4"/>
+          <w:insideV w:val="single" w:color="auto" w:sz="4"/>
+        </w:tblBorders>
+      </w:tblPr>
+      <w:tblGrid>
+        <w:gridCol w:w="2200"/>
+        <w:gridCol w:w="2000"/>
+        <w:gridCol w:w="2000"/>
+        <w:gridCol w:w="2800"/>
+      </w:tblGrid>
+      <w:tr>
+        <w:trPr>
+          <w:cantSplit/>
+        </w:trPr>
+        <w:tc>
+          <w:tcPr>
+            <w:tcW w:type="dxa" w:w="2200"/>
+            <w:tcBorders>
+              <w:top w:val="single" w:color="CCCCCC" w:sz="4"/>
+              <w:left w:val="single" w:color="CCCCCC" w:sz="4"/>
+              <w:bottom w:val="single" w:color="CCCCCC" w:sz="4"/>
+              <w:right w:val="single" w:color="CCCCCC" w:sz="4"/>
+            </w:tcBorders>
+            <w:shd w:fill="F5F5F5" w:val="clear"/>
+            <w:tcMar>
+              <w:top w:type="dxa" w:w="60"/>
+              <w:left w:type="dxa" w:w="100"/>
+              <w:bottom w:type="dxa" w:w="60"/>
+              <w:right w:type="dxa" w:w="100"/>
+            </w:tcMar>
+          </w:tcPr>
+          <w:p>
+            <w:r>
+              <w:rPr>
+                <w:rFonts w:ascii="BIZ UDPゴシック" w:cs="BIZ UDPゴシック" w:eastAsia="BIZ UDPゴシック" w:hAnsi="BIZ UDPゴシック"/>
+                <w:b/>
+                <w:bCs/>
+                <w:color w:val="000000"/>
+                <w:sz w:val="22"/>
+                <w:szCs w:val="22"/>
+              </w:rPr>
+              <w:t xml:space="preserve">メトリクス</w:t>
+            </w:r>
+          </w:p>
+        </w:tc>
+        <w:tc>
+          <w:tcPr>
+            <w:tcW w:type="dxa" w:w="2000"/>
+            <w:tcBorders>
+              <w:top w:val="single" w:color="CCCCCC" w:sz="4"/>
+              <w:left w:val="single" w:color="CCCCCC" w:sz="4"/>
+              <w:bottom w:val="single" w:color="CCCCCC" w:sz="4"/>
+              <w:right w:val="single" w:color="CCCCCC" w:sz="4"/>
+            </w:tcBorders>
+            <w:shd w:fill="F5F5F5" w:val="clear"/>
+            <w:tcMar>
+              <w:top w:type="dxa" w:w="60"/>
+              <w:left w:type="dxa" w:w="100"/>
+              <w:bottom w:type="dxa" w:w="60"/>
+              <w:right w:type="dxa" w:w="100"/>
+            </w:tcMar>
+          </w:tcPr>
+          <w:p>
+            <w:r>
+              <w:rPr>
+                <w:rFonts w:ascii="BIZ UDPゴシック" w:cs="BIZ UDPゴシック" w:eastAsia="BIZ UDPゴシック" w:hAnsi="BIZ UDPゴシック"/>
+                <w:b/>
+                <w:bCs/>
+                <w:color w:val="000000"/>
+                <w:sz w:val="22"/>
+                <w:szCs w:val="22"/>
+              </w:rPr>
+              <w:t xml:space="preserve">変更前実測値</w:t>
+            </w:r>
+          </w:p>
+        </w:tc>
+        <w:tc>
+          <w:tcPr>
+            <w:tcW w:type="dxa" w:w="2000"/>
+            <w:tcBorders>
+              <w:top w:val="single" w:color="CCCCCC" w:sz="4"/>
+              <w:left w:val="single" w:color="CCCCCC" w:sz="4"/>
+              <w:bottom w:val="single" w:color="CCCCCC" w:sz="4"/>
+              <w:right w:val="single" w:color="CCCCCC" w:sz="4"/>
+            </w:tcBorders>
+            <w:shd w:fill="F5F5F5" w:val="clear"/>
+            <w:tcMar>
+              <w:top w:type="dxa" w:w="60"/>
+              <w:left w:type="dxa" w:w="100"/>
+              <w:bottom w:type="dxa" w:w="60"/>
+              <w:right w:type="dxa" w:w="100"/>
+            </w:tcMar>
+          </w:tcPr>
+          <w:p>
+            <w:r>
+              <w:rPr>
+                <w:rFonts w:ascii="BIZ UDPゴシック" w:cs="BIZ UDPゴシック" w:eastAsia="BIZ UDPゴシック" w:hAnsi="BIZ UDPゴシック"/>
+                <w:b/>
+                <w:bCs/>
+                <w:color w:val="000000"/>
+                <w:sz w:val="22"/>
+                <w:szCs w:val="22"/>
+              </w:rPr>
+              <w:t xml:space="preserve">正常範囲（目安）</w:t>
+            </w:r>
+          </w:p>
+        </w:tc>
+        <w:tc>
+          <w:tcPr>
+            <w:tcW w:type="dxa" w:w="2800"/>
+            <w:tcBorders>
+              <w:top w:val="single" w:color="CCCCCC" w:sz="4"/>
+              <w:left w:val="single" w:color="CCCCCC" w:sz="4"/>
+              <w:bottom w:val="single" w:color="CCCCCC" w:sz="4"/>
+              <w:right w:val="single" w:color="CCCCCC" w:sz="4"/>
+            </w:tcBorders>
+            <w:shd w:fill="F5F5F5" w:val="clear"/>
+            <w:tcMar>
+              <w:top w:type="dxa" w:w="60"/>
+              <w:left w:type="dxa" w:w="100"/>
+              <w:bottom w:type="dxa" w:w="60"/>
+              <w:right w:type="dxa" w:w="100"/>
+            </w:tcMar>
+          </w:tcPr>
+          <w:p>
+            <w:r>
+              <w:rPr>
+                <w:rFonts w:ascii="BIZ UDPゴシック" w:cs="BIZ UDPゴシック" w:eastAsia="BIZ UDPゴシック" w:hAnsi="BIZ UDPゴシック"/>
+                <w:b/>
+                <w:bCs/>
+                <w:color w:val="000000"/>
+                <w:sz w:val="22"/>
+                <w:szCs w:val="22"/>
+              </w:rPr>
+              <w:t xml:space="preserve">確認コマンド（CloudWatch）</w:t>
+            </w:r>
+          </w:p>
+        </w:tc>
+      </w:tr>
+      <w:tr>
+        <w:trPr>
+          <w:cantSplit/>
+        </w:trPr>
+        <w:tc>
+          <w:tcPr>
+            <w:tcW w:type="dxa" w:w="2200"/>
+            <w:tcBorders>
+              <w:top w:val="single" w:color="CCCCCC" w:sz="4"/>
+              <w:left w:val="single" w:color="CCCCCC" w:sz="4"/>
+              <w:bottom w:val="single" w:color="CCCCCC" w:sz="4"/>
+              <w:right w:val="single" w:color="CCCCCC" w:sz="4"/>
+            </w:tcBorders>
+            <w:shd w:fill="FFFFFF" w:val="clear"/>
+            <w:tcMar>
+              <w:top w:type="dxa" w:w="60"/>
+              <w:left w:type="dxa" w:w="100"/>
+              <w:bottom w:type="dxa" w:w="60"/>
+              <w:right w:type="dxa" w:w="100"/>
+            </w:tcMar>
+          </w:tcPr>
+          <w:p>
+            <w:r>
+              <w:rPr>
+                <w:rFonts w:ascii="BIZ UDPゴシック" w:cs="BIZ UDPゴシック" w:eastAsia="BIZ UDPゴシック" w:hAnsi="BIZ UDPゴシック"/>
+                <w:b w:val="false"/>
+                <w:bCs w:val="false"/>
+                <w:color w:val="000000"/>
+                <w:sz w:val="22"/>
+                <w:szCs w:val="22"/>
+              </w:rPr>
+              <w:t xml:space="preserve">CPU使用率（Writer）</w:t>
+            </w:r>
+          </w:p>
+        </w:tc>
+        <w:tc>
+          <w:tcPr>
+            <w:tcW w:type="dxa" w:w="2000"/>
+            <w:tcBorders>
+              <w:top w:val="single" w:color="CCCCCC" w:sz="4"/>
+              <w:left w:val="single" w:color="CCCCCC" w:sz="4"/>
+              <w:bottom w:val="single" w:color="CCCCCC" w:sz="4"/>
+              <w:right w:val="single" w:color="CCCCCC" w:sz="4"/>
+            </w:tcBorders>
+            <w:shd w:fill="FFFFFF" w:val="clear"/>
+            <w:tcMar>
+              <w:top w:type="dxa" w:w="60"/>
+              <w:left w:type="dxa" w:w="100"/>
+              <w:bottom w:type="dxa" w:w="60"/>
+              <w:right w:type="dxa" w:w="100"/>
+            </w:tcMar>
+          </w:tcPr>
+          <w:p>
+            <w:r>
+              <w:rPr>
+                <w:rFonts w:ascii="BIZ UDPゴシック" w:cs="BIZ UDPゴシック" w:eastAsia="BIZ UDPゴシック" w:hAnsi="BIZ UDPゴシック"/>
+                <w:b w:val="false"/>
+                <w:bCs w:val="false"/>
+                <w:color w:val="000000"/>
+                <w:sz w:val="22"/>
+                <w:szCs w:val="22"/>
+              </w:rPr>
+              <w:t xml:space="preserve">最大 0.015%</w:t>
+            </w:r>
+          </w:p>
+        </w:tc>
+        <w:tc>
+          <w:tcPr>
+            <w:tcW w:type="dxa" w:w="2000"/>
+            <w:tcBorders>
+              <w:top w:val="single" w:color="CCCCCC" w:sz="4"/>
+              <w:left w:val="single" w:color="CCCCCC" w:sz="4"/>
+              <w:bottom w:val="single" w:color="CCCCCC" w:sz="4"/>
+              <w:right w:val="single" w:color="CCCCCC" w:sz="4"/>
+            </w:tcBorders>
+            <w:shd w:fill="FFFFFF" w:val="clear"/>
+            <w:tcMar>
+              <w:top w:type="dxa" w:w="60"/>
+              <w:left w:type="dxa" w:w="100"/>
+              <w:bottom w:type="dxa" w:w="60"/>
+              <w:right w:type="dxa" w:w="100"/>
+            </w:tcMar>
+          </w:tcPr>
+          <w:p>
+            <w:r>
+              <w:rPr>
+                <w:rFonts w:ascii="BIZ UDPゴシック" w:cs="BIZ UDPゴシック" w:eastAsia="BIZ UDPゴシック" w:hAnsi="BIZ UDPゴシック"/>
+                <w:b w:val="false"/>
+                <w:bCs w:val="false"/>
+                <w:color w:val="000000"/>
+                <w:sz w:val="22"/>
+                <w:szCs w:val="22"/>
+              </w:rPr>
+              <w:t xml:space="preserve">50% 以下で正常
+70% 超で要注意</w:t>
+            </w:r>
+          </w:p>
+        </w:tc>
+        <w:tc>
+          <w:tcPr>
+            <w:tcW w:type="dxa" w:w="2800"/>
+            <w:tcBorders>
+              <w:top w:val="single" w:color="CCCCCC" w:sz="4"/>
+              <w:left w:val="single" w:color="CCCCCC" w:sz="4"/>
+              <w:bottom w:val="single" w:color="CCCCCC" w:sz="4"/>
+              <w:right w:val="single" w:color="CCCCCC" w:sz="4"/>
+            </w:tcBorders>
+            <w:shd w:fill="FFFFFF" w:val="clear"/>
+            <w:tcMar>
+              <w:top w:type="dxa" w:w="60"/>
+              <w:left w:type="dxa" w:w="100"/>
+              <w:bottom w:type="dxa" w:w="60"/>
+              <w:right w:type="dxa" w:w="100"/>
+            </w:tcMar>
+          </w:tcPr>
+          <w:p>
+            <w:r>
+              <w:rPr>
+                <w:rFonts w:ascii="BIZ UDPゴシック" w:cs="BIZ UDPゴシック" w:eastAsia="BIZ UDPゴシック" w:hAnsi="BIZ UDPゴシック"/>
+                <w:b w:val="false"/>
+                <w:bCs w:val="false"/>
+                <w:color w:val="000000"/>
+                <w:sz w:val="22"/>
+                <w:szCs w:val="22"/>
+              </w:rPr>
+              <w:t xml:space="preserve">aws cloudwatch get-metric-statistics ... CPUUtilization</w:t>
+            </w:r>
+          </w:p>
+        </w:tc>
+      </w:tr>
+      <w:tr>
+        <w:trPr>
+          <w:cantSplit/>
+        </w:trPr>
+        <w:tc>
+          <w:tcPr>
+            <w:tcW w:type="dxa" w:w="2200"/>
+            <w:tcBorders>
+              <w:top w:val="single" w:color="CCCCCC" w:sz="4"/>
+              <w:left w:val="single" w:color="CCCCCC" w:sz="4"/>
+              <w:bottom w:val="single" w:color="CCCCCC" w:sz="4"/>
+              <w:right w:val="single" w:color="CCCCCC" w:sz="4"/>
+            </w:tcBorders>
+            <w:shd w:fill="FFFFFF" w:val="clear"/>
+            <w:tcMar>
+              <w:top w:type="dxa" w:w="60"/>
+              <w:left w:type="dxa" w:w="100"/>
+              <w:bottom w:type="dxa" w:w="60"/>
+              <w:right w:type="dxa" w:w="100"/>
+            </w:tcMar>
+          </w:tcPr>
+          <w:p>
+            <w:r>
+              <w:rPr>
+                <w:rFonts w:ascii="BIZ UDPゴシック" w:cs="BIZ UDPゴシック" w:eastAsia="BIZ UDPゴシック" w:hAnsi="BIZ UDPゴシック"/>
+                <w:b w:val="false"/>
+                <w:bCs w:val="false"/>
+                <w:color w:val="000000"/>
+                <w:sz w:val="22"/>
+                <w:szCs w:val="22"/>
+              </w:rPr>
+              <w:t xml:space="preserve">CPU使用率（Reader）</w:t>
+            </w:r>
+          </w:p>
+        </w:tc>
+        <w:tc>
+          <w:tcPr>
+            <w:tcW w:type="dxa" w:w="2000"/>
+            <w:tcBorders>
+              <w:top w:val="single" w:color="CCCCCC" w:sz="4"/>
+              <w:left w:val="single" w:color="CCCCCC" w:sz="4"/>
+              <w:bottom w:val="single" w:color="CCCCCC" w:sz="4"/>
+              <w:right w:val="single" w:color="CCCCCC" w:sz="4"/>
+            </w:tcBorders>
+            <w:shd w:fill="FFFFFF" w:val="clear"/>
+            <w:tcMar>
+              <w:top w:type="dxa" w:w="60"/>
+              <w:left w:type="dxa" w:w="100"/>
+              <w:bottom w:type="dxa" w:w="60"/>
+              <w:right w:type="dxa" w:w="100"/>
+            </w:tcMar>
+          </w:tcPr>
+          <w:p>
+            <w:r>
+              <w:rPr>
+                <w:rFonts w:ascii="BIZ UDPゴシック" w:cs="BIZ UDPゴシック" w:eastAsia="BIZ UDPゴシック" w:hAnsi="BIZ UDPゴシック"/>
+                <w:b w:val="false"/>
+                <w:bCs w:val="false"/>
+                <w:color w:val="000000"/>
+                <w:sz w:val="22"/>
+                <w:szCs w:val="22"/>
+              </w:rPr>
+              <w:t xml:space="preserve">平均 1.69% / 最大 2.12%</w:t>
+            </w:r>
+          </w:p>
+        </w:tc>
+        <w:tc>
+          <w:tcPr>
+            <w:tcW w:type="dxa" w:w="2000"/>
+            <w:tcBorders>
+              <w:top w:val="single" w:color="CCCCCC" w:sz="4"/>
+              <w:left w:val="single" w:color="CCCCCC" w:sz="4"/>
+              <w:bottom w:val="single" w:color="CCCCCC" w:sz="4"/>
+              <w:right w:val="single" w:color="CCCCCC" w:sz="4"/>
+            </w:tcBorders>
+            <w:shd w:fill="FFFFFF" w:val="clear"/>
+            <w:tcMar>
+              <w:top w:type="dxa" w:w="60"/>
+              <w:left w:type="dxa" w:w="100"/>
+              <w:bottom w:type="dxa" w:w="60"/>
+              <w:right w:type="dxa" w:w="100"/>
+            </w:tcMar>
+          </w:tcPr>
+          <w:p>
+            <w:r>
+              <w:rPr>
+                <w:rFonts w:ascii="BIZ UDPゴシック" w:cs="BIZ UDPゴシック" w:eastAsia="BIZ UDPゴシック" w:hAnsi="BIZ UDPゴシック"/>
+                <w:b w:val="false"/>
+                <w:bCs w:val="false"/>
+                <w:color w:val="000000"/>
+                <w:sz w:val="22"/>
+                <w:szCs w:val="22"/>
+              </w:rPr>
+              <w:t xml:space="preserve">50% 以下で正常
+70% 超で要注意</w:t>
+            </w:r>
+          </w:p>
+        </w:tc>
+        <w:tc>
+          <w:tcPr>
+            <w:tcW w:type="dxa" w:w="2800"/>
+            <w:tcBorders>
+              <w:top w:val="single" w:color="CCCCCC" w:sz="4"/>
+              <w:left w:val="single" w:color="CCCCCC" w:sz="4"/>
+              <w:bottom w:val="single" w:color="CCCCCC" w:sz="4"/>
+              <w:right w:val="single" w:color="CCCCCC" w:sz="4"/>
+            </w:tcBorders>
+            <w:shd w:fill="FFFFFF" w:val="clear"/>
+            <w:tcMar>
+              <w:top w:type="dxa" w:w="60"/>
+              <w:left w:type="dxa" w:w="100"/>
+              <w:bottom w:type="dxa" w:w="60"/>
+              <w:right w:type="dxa" w:w="100"/>
+            </w:tcMar>
+          </w:tcPr>
+          <w:p>
+            <w:r>
+              <w:rPr>
+                <w:rFonts w:ascii="BIZ UDPゴシック" w:cs="BIZ UDPゴシック" w:eastAsia="BIZ UDPゴシック" w:hAnsi="BIZ UDPゴシック"/>
+                <w:b w:val="false"/>
+                <w:bCs w:val="false"/>
+                <w:color w:val="000000"/>
+                <w:sz w:val="22"/>
+                <w:szCs w:val="22"/>
+              </w:rPr>
+              <w:t xml:space="preserve">aws cloudwatch get-metric-statistics ... CPUUtilization</w:t>
+            </w:r>
+          </w:p>
+        </w:tc>
+      </w:tr>
+      <w:tr>
+        <w:trPr>
+          <w:cantSplit/>
+        </w:trPr>
+        <w:tc>
+          <w:tcPr>
+            <w:tcW w:type="dxa" w:w="2200"/>
+            <w:tcBorders>
+              <w:top w:val="single" w:color="CCCCCC" w:sz="4"/>
+              <w:left w:val="single" w:color="CCCCCC" w:sz="4"/>
+              <w:bottom w:val="single" w:color="CCCCCC" w:sz="4"/>
+              <w:right w:val="single" w:color="CCCCCC" w:sz="4"/>
+            </w:tcBorders>
+            <w:shd w:fill="FFFFFF" w:val="clear"/>
+            <w:tcMar>
+              <w:top w:type="dxa" w:w="60"/>
+              <w:left w:type="dxa" w:w="100"/>
+              <w:bottom w:type="dxa" w:w="60"/>
+              <w:right w:type="dxa" w:w="100"/>
+            </w:tcMar>
+          </w:tcPr>
+          <w:p>
+            <w:r>
+              <w:rPr>
+                <w:rFonts w:ascii="BIZ UDPゴシック" w:cs="BIZ UDPゴシック" w:eastAsia="BIZ UDPゴシック" w:hAnsi="BIZ UDPゴシック"/>
+                <w:b w:val="false"/>
+                <w:bCs w:val="false"/>
+                <w:color w:val="000000"/>
+                <w:sz w:val="22"/>
+                <w:szCs w:val="22"/>
+              </w:rPr>
+              <w:t xml:space="preserve">Write IOPS（Writer）</w:t>
+            </w:r>
+          </w:p>
+        </w:tc>
+        <w:tc>
+          <w:tcPr>
+            <w:tcW w:type="dxa" w:w="2000"/>
+            <w:tcBorders>
+              <w:top w:val="single" w:color="CCCCCC" w:sz="4"/>
+              <w:left w:val="single" w:color="CCCCCC" w:sz="4"/>
+              <w:bottom w:val="single" w:color="CCCCCC" w:sz="4"/>
+              <w:right w:val="single" w:color="CCCCCC" w:sz="4"/>
+            </w:tcBorders>
+            <w:shd w:fill="FFFFFF" w:val="clear"/>
+            <w:tcMar>
+              <w:top w:type="dxa" w:w="60"/>
+              <w:left w:type="dxa" w:w="100"/>
+              <w:bottom w:type="dxa" w:w="60"/>
+              <w:right w:type="dxa" w:w="100"/>
+            </w:tcMar>
+          </w:tcPr>
+          <w:p>
+            <w:r>
+              <w:rPr>
+                <w:rFonts w:ascii="BIZ UDPゴシック" w:cs="BIZ UDPゴシック" w:eastAsia="BIZ UDPゴシック" w:hAnsi="BIZ UDPゴシック"/>
+                <w:b w:val="false"/>
+                <w:bCs w:val="false"/>
+                <w:color w:val="000000"/>
+                <w:sz w:val="22"/>
+                <w:szCs w:val="22"/>
+              </w:rPr>
+              <w:t xml:space="preserve">通常 5 / バッチ最大 62</w:t>
+            </w:r>
+          </w:p>
+        </w:tc>
+        <w:tc>
+          <w:tcPr>
+            <w:tcW w:type="dxa" w:w="2000"/>
+            <w:tcBorders>
+              <w:top w:val="single" w:color="CCCCCC" w:sz="4"/>
+              <w:left w:val="single" w:color="CCCCCC" w:sz="4"/>
+              <w:bottom w:val="single" w:color="CCCCCC" w:sz="4"/>
+              <w:right w:val="single" w:color="CCCCCC" w:sz="4"/>
+            </w:tcBorders>
+            <w:shd w:fill="FFFFFF" w:val="clear"/>
+            <w:tcMar>
+              <w:top w:type="dxa" w:w="60"/>
+              <w:left w:type="dxa" w:w="100"/>
+              <w:bottom w:type="dxa" w:w="60"/>
+              <w:right w:type="dxa" w:w="100"/>
+            </w:tcMar>
+          </w:tcPr>
+          <w:p>
+            <w:r>
+              <w:rPr>
+                <w:rFonts w:ascii="BIZ UDPゴシック" w:cs="BIZ UDPゴシック" w:eastAsia="BIZ UDPゴシック" w:hAnsi="BIZ UDPゴシック"/>
+                <w:b w:val="false"/>
+                <w:bCs w:val="false"/>
+                <w:color w:val="000000"/>
+                <w:sz w:val="22"/>
+                <w:szCs w:val="22"/>
+              </w:rPr>
+              <w:t xml:space="preserve">500 以下で正常
+1,000 超で要注意</w:t>
+            </w:r>
+          </w:p>
+        </w:tc>
+        <w:tc>
+          <w:tcPr>
+            <w:tcW w:type="dxa" w:w="2800"/>
+            <w:tcBorders>
+              <w:top w:val="single" w:color="CCCCCC" w:sz="4"/>
+              <w:left w:val="single" w:color="CCCCCC" w:sz="4"/>
+              <w:bottom w:val="single" w:color="CCCCCC" w:sz="4"/>
+              <w:right w:val="single" w:color="CCCCCC" w:sz="4"/>
+            </w:tcBorders>
+            <w:shd w:fill="FFFFFF" w:val="clear"/>
+            <w:tcMar>
+              <w:top w:type="dxa" w:w="60"/>
+              <w:left w:type="dxa" w:w="100"/>
+              <w:bottom w:type="dxa" w:w="60"/>
+              <w:right w:type="dxa" w:w="100"/>
+            </w:tcMar>
+          </w:tcPr>
+          <w:p>
+            <w:r>
+              <w:rPr>
+                <w:rFonts w:ascii="BIZ UDPゴシック" w:cs="BIZ UDPゴシック" w:eastAsia="BIZ UDPゴシック" w:hAnsi="BIZ UDPゴシック"/>
+                <w:b w:val="false"/>
+                <w:bCs w:val="false"/>
+                <w:color w:val="000000"/>
+                <w:sz w:val="22"/>
+                <w:szCs w:val="22"/>
+              </w:rPr>
+              <w:t xml:space="preserve">aws cloudwatch get-metric-statistics ... WriteIOPS</w:t>
+            </w:r>
+          </w:p>
+        </w:tc>
+      </w:tr>
+      <w:tr>
+        <w:trPr>
+          <w:cantSplit/>
+        </w:trPr>
+        <w:tc>
+          <w:tcPr>
+            <w:tcW w:type="dxa" w:w="2200"/>
+            <w:tcBorders>
+              <w:top w:val="single" w:color="CCCCCC" w:sz="4"/>
+              <w:left w:val="single" w:color="CCCCCC" w:sz="4"/>
+              <w:bottom w:val="single" w:color="CCCCCC" w:sz="4"/>
+              <w:right w:val="single" w:color="CCCCCC" w:sz="4"/>
+            </w:tcBorders>
+            <w:shd w:fill="FFFFFF" w:val="clear"/>
+            <w:tcMar>
+              <w:top w:type="dxa" w:w="60"/>
+              <w:left w:type="dxa" w:w="100"/>
+              <w:bottom w:type="dxa" w:w="60"/>
+              <w:right w:type="dxa" w:w="100"/>
+            </w:tcMar>
+          </w:tcPr>
+          <w:p>
+            <w:r>
+              <w:rPr>
+                <w:rFonts w:ascii="BIZ UDPゴシック" w:cs="BIZ UDPゴシック" w:eastAsia="BIZ UDPゴシック" w:hAnsi="BIZ UDPゴシック"/>
+                <w:b w:val="false"/>
+                <w:bCs w:val="false"/>
+                <w:color w:val="000000"/>
+                <w:sz w:val="22"/>
+                <w:szCs w:val="22"/>
+              </w:rPr>
+              <w:t xml:space="preserve">DatabaseConnections</w:t>
+            </w:r>
+          </w:p>
+        </w:tc>
+        <w:tc>
+          <w:tcPr>
+            <w:tcW w:type="dxa" w:w="2000"/>
+            <w:tcBorders>
+              <w:top w:val="single" w:color="CCCCCC" w:sz="4"/>
+              <w:left w:val="single" w:color="CCCCCC" w:sz="4"/>
+              <w:bottom w:val="single" w:color="CCCCCC" w:sz="4"/>
+              <w:right w:val="single" w:color="CCCCCC" w:sz="4"/>
+            </w:tcBorders>
+            <w:shd w:fill="FFFFFF" w:val="clear"/>
+            <w:tcMar>
+              <w:top w:type="dxa" w:w="60"/>
+              <w:left w:type="dxa" w:w="100"/>
+              <w:bottom w:type="dxa" w:w="60"/>
+              <w:right w:type="dxa" w:w="100"/>
+            </w:tcMar>
+          </w:tcPr>
+          <w:p>
+            <w:r>
+              <w:rPr>
+                <w:rFonts w:ascii="BIZ UDPゴシック" w:cs="BIZ UDPゴシック" w:eastAsia="BIZ UDPゴシック" w:hAnsi="BIZ UDPゴシック"/>
+                <w:b w:val="false"/>
+                <w:bCs w:val="false"/>
+                <w:color w:val="000000"/>
+                <w:sz w:val="22"/>
+                <w:szCs w:val="22"/>
+              </w:rPr>
+              <w:t xml:space="preserve">実測値: 数件〜十数件</w:t>
+            </w:r>
+          </w:p>
+        </w:tc>
+        <w:tc>
+          <w:tcPr>
+            <w:tcW w:type="dxa" w:w="2000"/>
+            <w:tcBorders>
+              <w:top w:val="single" w:color="CCCCCC" w:sz="4"/>
+              <w:left w:val="single" w:color="CCCCCC" w:sz="4"/>
+              <w:bottom w:val="single" w:color="CCCCCC" w:sz="4"/>
+              <w:right w:val="single" w:color="CCCCCC" w:sz="4"/>
+            </w:tcBorders>
+            <w:shd w:fill="FFFFFF" w:val="clear"/>
+            <w:tcMar>
+              <w:top w:type="dxa" w:w="60"/>
+              <w:left w:type="dxa" w:w="100"/>
+              <w:bottom w:type="dxa" w:w="60"/>
+              <w:right w:type="dxa" w:w="100"/>
+            </w:tcMar>
+          </w:tcPr>
+          <w:p>
+            <w:r>
+              <w:rPr>
+                <w:rFonts w:ascii="BIZ UDPゴシック" w:cs="BIZ UDPゴシック" w:eastAsia="BIZ UDPゴシック" w:hAnsi="BIZ UDPゴシック"/>
+                <w:b w:val="false"/>
+                <w:bCs w:val="false"/>
+                <w:color w:val="000000"/>
+                <w:sz w:val="22"/>
+                <w:szCs w:val="22"/>
+              </w:rPr>
+              <w:t xml:space="preserve">100 以下で正常
+300 超で要注意</w:t>
+            </w:r>
+          </w:p>
+        </w:tc>
+        <w:tc>
+          <w:tcPr>
+            <w:tcW w:type="dxa" w:w="2800"/>
+            <w:tcBorders>
+              <w:top w:val="single" w:color="CCCCCC" w:sz="4"/>
+              <w:left w:val="single" w:color="CCCCCC" w:sz="4"/>
+              <w:bottom w:val="single" w:color="CCCCCC" w:sz="4"/>
+              <w:right w:val="single" w:color="CCCCCC" w:sz="4"/>
+            </w:tcBorders>
+            <w:shd w:fill="FFFFFF" w:val="clear"/>
+            <w:tcMar>
+              <w:top w:type="dxa" w:w="60"/>
+              <w:left w:type="dxa" w:w="100"/>
+              <w:bottom w:type="dxa" w:w="60"/>
+              <w:right w:type="dxa" w:w="100"/>
+            </w:tcMar>
+          </w:tcPr>
+          <w:p>
+            <w:r>
+              <w:rPr>
+                <w:rFonts w:ascii="BIZ UDPゴシック" w:cs="BIZ UDPゴシック" w:eastAsia="BIZ UDPゴシック" w:hAnsi="BIZ UDPゴシック"/>
+                <w:b w:val="false"/>
+                <w:bCs w:val="false"/>
+                <w:color w:val="000000"/>
+                <w:sz w:val="22"/>
+                <w:szCs w:val="22"/>
+              </w:rPr>
+              <w:t xml:space="preserve">aws cloudwatch get-metric-statistics ... DatabaseConnections</w:t>
+            </w:r>
+          </w:p>
+        </w:tc>
+      </w:tr>
+      <w:tr>
+        <w:trPr>
+          <w:cantSplit/>
+        </w:trPr>
+        <w:tc>
+          <w:tcPr>
+            <w:tcW w:type="dxa" w:w="2200"/>
+            <w:tcBorders>
+              <w:top w:val="single" w:color="CCCCCC" w:sz="4"/>
+              <w:left w:val="single" w:color="CCCCCC" w:sz="4"/>
+              <w:bottom w:val="single" w:color="CCCCCC" w:sz="4"/>
+              <w:right w:val="single" w:color="CCCCCC" w:sz="4"/>
+            </w:tcBorders>
+            <w:shd w:fill="FFFFFF" w:val="clear"/>
+            <w:tcMar>
+              <w:top w:type="dxa" w:w="60"/>
+              <w:left w:type="dxa" w:w="100"/>
+              <w:bottom w:type="dxa" w:w="60"/>
+              <w:right w:type="dxa" w:w="100"/>
+            </w:tcMar>
+          </w:tcPr>
+          <w:p>
+            <w:r>
+              <w:rPr>
+                <w:rFonts w:ascii="BIZ UDPゴシック" w:cs="BIZ UDPゴシック" w:eastAsia="BIZ UDPゴシック" w:hAnsi="BIZ UDPゴシック"/>
+                <w:b w:val="false"/>
+                <w:bCs w:val="false"/>
+                <w:color w:val="000000"/>
+                <w:sz w:val="22"/>
+                <w:szCs w:val="22"/>
+              </w:rPr>
+              <w:t xml:space="preserve">FreeableMemory（Writer）</w:t>
+            </w:r>
+          </w:p>
+        </w:tc>
+        <w:tc>
+          <w:tcPr>
+            <w:tcW w:type="dxa" w:w="2000"/>
+            <w:tcBorders>
+              <w:top w:val="single" w:color="CCCCCC" w:sz="4"/>
+              <w:left w:val="single" w:color="CCCCCC" w:sz="4"/>
+              <w:bottom w:val="single" w:color="CCCCCC" w:sz="4"/>
+              <w:right w:val="single" w:color="CCCCCC" w:sz="4"/>
+            </w:tcBorders>
+            <w:shd w:fill="FFFFFF" w:val="clear"/>
+            <w:tcMar>
+              <w:top w:type="dxa" w:w="60"/>
+              <w:left w:type="dxa" w:w="100"/>
+              <w:bottom w:type="dxa" w:w="60"/>
+              <w:right w:type="dxa" w:w="100"/>
+            </w:tcMar>
+          </w:tcPr>
+          <w:p>
+            <w:r>
+              <w:rPr>
+                <w:rFonts w:ascii="BIZ UDPゴシック" w:cs="BIZ UDPゴシック" w:eastAsia="BIZ UDPゴシック" w:hAnsi="BIZ UDPゴシック"/>
+                <w:b w:val="false"/>
+                <w:bCs w:val="false"/>
+                <w:color w:val="000000"/>
+                <w:sz w:val="22"/>
+                <w:szCs w:val="22"/>
+              </w:rPr>
+              <w:t xml:space="preserve">（変更前: 64GB中ほぼ未使用）</w:t>
+            </w:r>
+          </w:p>
+        </w:tc>
+        <w:tc>
+          <w:tcPr>
+            <w:tcW w:type="dxa" w:w="2000"/>
+            <w:tcBorders>
+              <w:top w:val="single" w:color="CCCCCC" w:sz="4"/>
+              <w:left w:val="single" w:color="CCCCCC" w:sz="4"/>
+              <w:bottom w:val="single" w:color="CCCCCC" w:sz="4"/>
+              <w:right w:val="single" w:color="CCCCCC" w:sz="4"/>
+            </w:tcBorders>
+            <w:shd w:fill="FFFFFF" w:val="clear"/>
+            <w:tcMar>
+              <w:top w:type="dxa" w:w="60"/>
+              <w:left w:type="dxa" w:w="100"/>
+              <w:bottom w:type="dxa" w:w="60"/>
+              <w:right w:type="dxa" w:w="100"/>
+            </w:tcMar>
+          </w:tcPr>
+          <w:p>
+            <w:r>
+              <w:rPr>
+                <w:rFonts w:ascii="BIZ UDPゴシック" w:cs="BIZ UDPゴシック" w:eastAsia="BIZ UDPゴシック" w:hAnsi="BIZ UDPゴシック"/>
+                <w:b w:val="false"/>
+                <w:bCs w:val="false"/>
+                <w:color w:val="000000"/>
+                <w:sz w:val="22"/>
+                <w:szCs w:val="22"/>
+              </w:rPr>
+              <w:t xml:space="preserve">4 GB 以上で正常
+2 GB 未満で要注意</w:t>
+            </w:r>
+          </w:p>
+        </w:tc>
+        <w:tc>
+          <w:tcPr>
+            <w:tcW w:type="dxa" w:w="2800"/>
+            <w:tcBorders>
+              <w:top w:val="single" w:color="CCCCCC" w:sz="4"/>
+              <w:left w:val="single" w:color="CCCCCC" w:sz="4"/>
+              <w:bottom w:val="single" w:color="CCCCCC" w:sz="4"/>
+              <w:right w:val="single" w:color="CCCCCC" w:sz="4"/>
+            </w:tcBorders>
+            <w:shd w:fill="FFFFFF" w:val="clear"/>
+            <w:tcMar>
+              <w:top w:type="dxa" w:w="60"/>
+              <w:left w:type="dxa" w:w="100"/>
+              <w:bottom w:type="dxa" w:w="60"/>
+              <w:right w:type="dxa" w:w="100"/>
+            </w:tcMar>
+          </w:tcPr>
+          <w:p>
+            <w:r>
+              <w:rPr>
+                <w:rFonts w:ascii="BIZ UDPゴシック" w:cs="BIZ UDPゴシック" w:eastAsia="BIZ UDPゴシック" w:hAnsi="BIZ UDPゴシック"/>
+                <w:b w:val="false"/>
+                <w:bCs w:val="false"/>
+                <w:color w:val="000000"/>
+                <w:sz w:val="22"/>
+                <w:szCs w:val="22"/>
+              </w:rPr>
+              <w:t xml:space="preserve">aws cloudwatch get-metric-statistics ... FreeableMemory</w:t>
+            </w:r>
+          </w:p>
+        </w:tc>
+      </w:tr>
+      <w:tr>
+        <w:trPr>
+          <w:cantSplit/>
+        </w:trPr>
+        <w:tc>
+          <w:tcPr>
+            <w:tcW w:type="dxa" w:w="2200"/>
+            <w:tcBorders>
+              <w:top w:val="single" w:color="CCCCCC" w:sz="4"/>
+              <w:left w:val="single" w:color="CCCCCC" w:sz="4"/>
+              <w:bottom w:val="single" w:color="CCCCCC" w:sz="4"/>
+              <w:right w:val="single" w:color="CCCCCC" w:sz="4"/>
+            </w:tcBorders>
+            <w:shd w:fill="FFFFFF" w:val="clear"/>
+            <w:tcMar>
+              <w:top w:type="dxa" w:w="60"/>
+              <w:left w:type="dxa" w:w="100"/>
+              <w:bottom w:type="dxa" w:w="60"/>
+              <w:right w:type="dxa" w:w="100"/>
+            </w:tcMar>
+          </w:tcPr>
+          <w:p>
+            <w:r>
+              <w:rPr>
+                <w:rFonts w:ascii="BIZ UDPゴシック" w:cs="BIZ UDPゴシック" w:eastAsia="BIZ UDPゴシック" w:hAnsi="BIZ UDPゴシック"/>
+                <w:b w:val="false"/>
+                <w:bCs w:val="false"/>
+                <w:color w:val="000000"/>
+                <w:sz w:val="22"/>
+                <w:szCs w:val="22"/>
+              </w:rPr>
+              <w:t xml:space="preserve">DMLLatency（書き込み遅延）</w:t>
+            </w:r>
+          </w:p>
+        </w:tc>
+        <w:tc>
+          <w:tcPr>
+            <w:tcW w:type="dxa" w:w="2000"/>
+            <w:tcBorders>
+              <w:top w:val="single" w:color="CCCCCC" w:sz="4"/>
+              <w:left w:val="single" w:color="CCCCCC" w:sz="4"/>
+              <w:bottom w:val="single" w:color="CCCCCC" w:sz="4"/>
+              <w:right w:val="single" w:color="CCCCCC" w:sz="4"/>
+            </w:tcBorders>
+            <w:shd w:fill="FFFFFF" w:val="clear"/>
+            <w:tcMar>
+              <w:top w:type="dxa" w:w="60"/>
+              <w:left w:type="dxa" w:w="100"/>
+              <w:bottom w:type="dxa" w:w="60"/>
+              <w:right w:type="dxa" w:w="100"/>
+            </w:tcMar>
+          </w:tcPr>
+          <w:p>
+            <w:r>
+              <w:rPr>
+                <w:rFonts w:ascii="BIZ UDPゴシック" w:cs="BIZ UDPゴシック" w:eastAsia="BIZ UDPゴシック" w:hAnsi="BIZ UDPゴシック"/>
+                <w:b w:val="false"/>
+                <w:bCs w:val="false"/>
+                <w:color w:val="000000"/>
+                <w:sz w:val="22"/>
+                <w:szCs w:val="22"/>
+              </w:rPr>
+              <w:t xml:space="preserve">（バッチ時のみ発生）</w:t>
+            </w:r>
+          </w:p>
+        </w:tc>
+        <w:tc>
+          <w:tcPr>
+            <w:tcW w:type="dxa" w:w="2000"/>
+            <w:tcBorders>
+              <w:top w:val="single" w:color="CCCCCC" w:sz="4"/>
+              <w:left w:val="single" w:color="CCCCCC" w:sz="4"/>
+              <w:bottom w:val="single" w:color="CCCCCC" w:sz="4"/>
+              <w:right w:val="single" w:color="CCCCCC" w:sz="4"/>
+            </w:tcBorders>
+            <w:shd w:fill="FFFFFF" w:val="clear"/>
+            <w:tcMar>
+              <w:top w:type="dxa" w:w="60"/>
+              <w:left w:type="dxa" w:w="100"/>
+              <w:bottom w:type="dxa" w:w="60"/>
+              <w:right w:type="dxa" w:w="100"/>
+            </w:tcMar>
+          </w:tcPr>
+          <w:p>
+            <w:r>
+              <w:rPr>
+                <w:rFonts w:ascii="BIZ UDPゴシック" w:cs="BIZ UDPゴシック" w:eastAsia="BIZ UDPゴシック" w:hAnsi="BIZ UDPゴシック"/>
+                <w:b w:val="false"/>
+                <w:bCs w:val="false"/>
+                <w:color w:val="000000"/>
+                <w:sz w:val="22"/>
+                <w:szCs w:val="22"/>
+              </w:rPr>
+              <w:t xml:space="preserve">100ms 以下で正常
+500ms 超で要注意</w:t>
+            </w:r>
+          </w:p>
+        </w:tc>
+        <w:tc>
+          <w:tcPr>
+            <w:tcW w:type="dxa" w:w="2800"/>
+            <w:tcBorders>
+              <w:top w:val="single" w:color="CCCCCC" w:sz="4"/>
+              <w:left w:val="single" w:color="CCCCCC" w:sz="4"/>
+              <w:bottom w:val="single" w:color="CCCCCC" w:sz="4"/>
+              <w:right w:val="single" w:color="CCCCCC" w:sz="4"/>
+            </w:tcBorders>
+            <w:shd w:fill="FFFFFF" w:val="clear"/>
+            <w:tcMar>
+              <w:top w:type="dxa" w:w="60"/>
+              <w:left w:type="dxa" w:w="100"/>
+              <w:bottom w:type="dxa" w:w="60"/>
+              <w:right w:type="dxa" w:w="100"/>
+            </w:tcMar>
+          </w:tcPr>
+          <w:p>
+            <w:r>
+              <w:rPr>
+                <w:rFonts w:ascii="BIZ UDPゴシック" w:cs="BIZ UDPゴシック" w:eastAsia="BIZ UDPゴシック" w:hAnsi="BIZ UDPゴシック"/>
+                <w:b w:val="false"/>
+                <w:bCs w:val="false"/>
+                <w:color w:val="000000"/>
+                <w:sz w:val="22"/>
+                <w:szCs w:val="22"/>
+              </w:rPr>
+              <w:t xml:space="preserve">aws cloudwatch get-metric-statistics ... DMLLatency</w:t>
+            </w:r>
+          </w:p>
+        </w:tc>
+      </w:tr>
+    </w:tbl>
+    <w:p>
+      <w:pPr>
+        <w:spacing w:before="40" w:after="40"/>
+      </w:pPr>
+      <w:r>
+        <w:t xml:space="preserve"/>
+      </w:r>
+    </w:p>
+    <w:p>
+      <w:pPr>
+        <w:pStyle w:val="Heading2"/>
+      </w:pPr>
+      <w:r>
+        <w:rPr>
+          <w:rFonts w:ascii="BIZ UDPゴシック" w:cs="BIZ UDPゴシック" w:eastAsia="BIZ UDPゴシック" w:hAnsi="BIZ UDPゴシック"/>
+          <w:b/>
+          <w:bCs/>
+          <w:sz w:val="24"/>
+          <w:szCs w:val="24"/>
+        </w:rPr>
+        <w:t xml:space="preserve">■ CloudShellでの確認コマンド（変更翌日に実行）</w:t>
+      </w:r>
+    </w:p>
+    <w:tbl>
+      <w:tblPr>
+        <w:tblW w:type="dxa" w:w="9000"/>
+        <w:tblBorders>
+          <w:top w:val="single" w:color="auto" w:sz="4"/>
+          <w:left w:val="single" w:color="auto" w:sz="4"/>
+          <w:bottom w:val="single" w:color="auto" w:sz="4"/>
+          <w:right w:val="single" w:color="auto" w:sz="4"/>
+          <w:insideH w:val="single" w:color="auto" w:sz="4"/>
+          <w:insideV w:val="single" w:color="auto" w:sz="4"/>
+        </w:tblBorders>
+      </w:tblPr>
+      <w:tblGrid>
+        <w:gridCol w:w="9000"/>
+      </w:tblGrid>
+      <w:tr>
+        <w:trPr>
+          <w:cantSplit/>
+        </w:trPr>
+        <w:tc>
+          <w:tcPr>
+            <w:tcW w:type="dxa" w:w="9000"/>
+            <w:tcBorders>
+              <w:top w:val="single" w:color="CCCCCC" w:sz="4"/>
+              <w:left w:val="single" w:color="CCCCCC" w:sz="4"/>
+              <w:bottom w:val="single" w:color="CCCCCC" w:sz="4"/>
+              <w:right w:val="single" w:color="CCCCCC" w:sz="4"/>
+            </w:tcBorders>
+            <w:shd w:fill="F8F8F8" w:val="clear"/>
+            <w:tcMar>
+              <w:top w:type="dxa" w:w="80"/>
+              <w:left w:type="dxa" w:w="120"/>
+              <w:bottom w:type="dxa" w:w="80"/>
+              <w:right w:type="dxa" w:w="120"/>
+            </w:tcMar>
+          </w:tcPr>
+          <w:p>
+            <w:r>
+              <w:rPr>
+                <w:rFonts w:ascii="Consolas" w:cs="Consolas" w:eastAsia="Consolas" w:hAnsi="Consolas"/>
+                <w:sz w:val="18"/>
+                <w:szCs w:val="18"/>
+              </w:rPr>
+              <w:t xml:space="preserve">REGION="ap-northeast-1"</w:t>
+            </w:r>
+          </w:p>
+          <w:p>
+            <w:r>
+              <w:rPr>
+                <w:rFonts w:ascii="Consolas" w:cs="Consolas" w:eastAsia="Consolas" w:hAnsi="Consolas"/>
+                <w:sz w:val="18"/>
+                <w:szCs w:val="18"/>
+              </w:rPr>
+              <w:t xml:space="preserve">END=$(date -u +"%Y-%m-%dT%H:%M:%SZ")</w:t>
+            </w:r>
+          </w:p>
+          <w:p>
+            <w:r>
+              <w:rPr>
+                <w:rFonts w:ascii="Consolas" w:cs="Consolas" w:eastAsia="Consolas" w:hAnsi="Consolas"/>
+                <w:sz w:val="18"/>
+                <w:szCs w:val="18"/>
+              </w:rPr>
+              <w:t xml:space="preserve">START=$(date -u -d "24 hours ago" +"%Y-%m-%dT%H:%M:%SZ")</w:t>
+            </w:r>
+          </w:p>
+          <w:p>
+            <w:r>
+              <w:rPr>
+                <w:rFonts w:ascii="Consolas" w:cs="Consolas" w:eastAsia="Consolas" w:hAnsi="Consolas"/>
+                <w:sz w:val="18"/>
+                <w:szCs w:val="18"/>
+              </w:rPr>
+              <w:t xml:space="preserve"/>
+            </w:r>
+          </w:p>
+          <w:p>
+            <w:r>
+              <w:rPr>
+                <w:rFonts w:ascii="Consolas" w:cs="Consolas" w:eastAsia="Consolas" w:hAnsi="Consolas"/>
+                <w:sz w:val="18"/>
+                <w:szCs w:val="18"/>
+              </w:rPr>
+              <w:t xml:space="preserve"># Writer (instance-1) CPU使用率の最大値を確認</w:t>
+            </w:r>
+          </w:p>
+          <w:p>
+            <w:r>
+              <w:rPr>
+                <w:rFonts w:ascii="Consolas" w:cs="Consolas" w:eastAsia="Consolas" w:hAnsi="Consolas"/>
+                <w:sz w:val="18"/>
+                <w:szCs w:val="18"/>
+              </w:rPr>
+              <w:t xml:space="preserve">aws cloudwatch get-metric-statistics \</w:t>
+            </w:r>
+          </w:p>
+          <w:p>
+            <w:r>
+              <w:rPr>
+                <w:rFonts w:ascii="Consolas" w:cs="Consolas" w:eastAsia="Consolas" w:hAnsi="Consolas"/>
+                <w:sz w:val="18"/>
+                <w:szCs w:val="18"/>
+              </w:rPr>
+              <w:t xml:space="preserve">  --region $REGION \</w:t>
+            </w:r>
+          </w:p>
+          <w:p>
+            <w:r>
+              <w:rPr>
+                <w:rFonts w:ascii="Consolas" w:cs="Consolas" w:eastAsia="Consolas" w:hAnsi="Consolas"/>
+                <w:sz w:val="18"/>
+                <w:szCs w:val="18"/>
+              </w:rPr>
+              <w:t xml:space="preserve">  --namespace AWS/RDS \</w:t>
+            </w:r>
+          </w:p>
+          <w:p>
+            <w:r>
+              <w:rPr>
+                <w:rFonts w:ascii="Consolas" w:cs="Consolas" w:eastAsia="Consolas" w:hAnsi="Consolas"/>
+                <w:sz w:val="18"/>
+                <w:szCs w:val="18"/>
+              </w:rPr>
+              <w:t xml:space="preserve">  --metric-name CPUUtilization \</w:t>
+            </w:r>
+          </w:p>
+          <w:p>
+            <w:r>
+              <w:rPr>
+                <w:rFonts w:ascii="Consolas" w:cs="Consolas" w:eastAsia="Consolas" w:hAnsi="Consolas"/>
+                <w:sz w:val="18"/>
+                <w:szCs w:val="18"/>
+              </w:rPr>
+              <w:t xml:space="preserve">  --dimensions Name=DBInstanceIdentifier,Value=ksm-posprd-db-instance-1 \</w:t>
+            </w:r>
+          </w:p>
+          <w:p>
+            <w:r>
+              <w:rPr>
+                <w:rFonts w:ascii="Consolas" w:cs="Consolas" w:eastAsia="Consolas" w:hAnsi="Consolas"/>
+                <w:sz w:val="18"/>
+                <w:szCs w:val="18"/>
+              </w:rPr>
+              <w:t xml:space="preserve">  --start-time $START --end-time $END \</w:t>
+            </w:r>
+          </w:p>
+          <w:p>
+            <w:r>
+              <w:rPr>
+                <w:rFonts w:ascii="Consolas" w:cs="Consolas" w:eastAsia="Consolas" w:hAnsi="Consolas"/>
+                <w:sz w:val="18"/>
+                <w:szCs w:val="18"/>
+              </w:rPr>
+              <w:t xml:space="preserve">  --period 3600 --statistics Maximum \</w:t>
+            </w:r>
+          </w:p>
+          <w:p>
+            <w:r>
+              <w:rPr>
+                <w:rFonts w:ascii="Consolas" w:cs="Consolas" w:eastAsia="Consolas" w:hAnsi="Consolas"/>
+                <w:sz w:val="18"/>
+                <w:szCs w:val="18"/>
+              </w:rPr>
+              <w:t xml:space="preserve">  --query "sort_by(Datapoints,&amp;Timestamp)[-1].Maximum" --output text</w:t>
+            </w:r>
+          </w:p>
+          <w:p>
+            <w:r>
+              <w:rPr>
+                <w:rFonts w:ascii="Consolas" w:cs="Consolas" w:eastAsia="Consolas" w:hAnsi="Consolas"/>
+                <w:sz w:val="18"/>
+                <w:szCs w:val="18"/>
+              </w:rPr>
+              <w:t xml:space="preserve"/>
+            </w:r>
+          </w:p>
+          <w:p>
+            <w:r>
+              <w:rPr>
+                <w:rFonts w:ascii="Consolas" w:cs="Consolas" w:eastAsia="Consolas" w:hAnsi="Consolas"/>
+                <w:sz w:val="18"/>
+                <w:szCs w:val="18"/>
+              </w:rPr>
+              <w:t xml:space="preserve"># FreeableMemory (Writer) の最小値を確認（単位: Bytes → GB換算）</w:t>
+            </w:r>
+          </w:p>
+          <w:p>
+            <w:r>
+              <w:rPr>
+                <w:rFonts w:ascii="Consolas" w:cs="Consolas" w:eastAsia="Consolas" w:hAnsi="Consolas"/>
+                <w:sz w:val="18"/>
+                <w:szCs w:val="18"/>
+              </w:rPr>
+              <w:t xml:space="preserve">aws cloudwatch get-metric-statistics \</w:t>
+            </w:r>
+          </w:p>
+          <w:p>
+            <w:r>
+              <w:rPr>
+                <w:rFonts w:ascii="Consolas" w:cs="Consolas" w:eastAsia="Consolas" w:hAnsi="Consolas"/>
+                <w:sz w:val="18"/>
+                <w:szCs w:val="18"/>
+              </w:rPr>
+              <w:t xml:space="preserve">  --region $REGION \</w:t>
+            </w:r>
+          </w:p>
+          <w:p>
+            <w:r>
+              <w:rPr>
+                <w:rFonts w:ascii="Consolas" w:cs="Consolas" w:eastAsia="Consolas" w:hAnsi="Consolas"/>
+                <w:sz w:val="18"/>
+                <w:szCs w:val="18"/>
+              </w:rPr>
+              <w:t xml:space="preserve">  --namespace AWS/RDS \</w:t>
+            </w:r>
+          </w:p>
+          <w:p>
+            <w:r>
+              <w:rPr>
+                <w:rFonts w:ascii="Consolas" w:cs="Consolas" w:eastAsia="Consolas" w:hAnsi="Consolas"/>
+                <w:sz w:val="18"/>
+                <w:szCs w:val="18"/>
+              </w:rPr>
+              <w:t xml:space="preserve">  --metric-name FreeableMemory \</w:t>
+            </w:r>
+          </w:p>
+          <w:p>
+            <w:r>
+              <w:rPr>
+                <w:rFonts w:ascii="Consolas" w:cs="Consolas" w:eastAsia="Consolas" w:hAnsi="Consolas"/>
+                <w:sz w:val="18"/>
+                <w:szCs w:val="18"/>
+              </w:rPr>
+              <w:t xml:space="preserve">  --dimensions Name=DBInstanceIdentifier,Value=ksm-posprd-db-instance-1 \</w:t>
+            </w:r>
+          </w:p>
+          <w:p>
+            <w:r>
+              <w:rPr>
+                <w:rFonts w:ascii="Consolas" w:cs="Consolas" w:eastAsia="Consolas" w:hAnsi="Consolas"/>
+                <w:sz w:val="18"/>
+                <w:szCs w:val="18"/>
+              </w:rPr>
+              <w:t xml:space="preserve">  --start-time $START --end-time $END \</w:t>
+            </w:r>
+          </w:p>
+          <w:p>
+            <w:r>
+              <w:rPr>
+                <w:rFonts w:ascii="Consolas" w:cs="Consolas" w:eastAsia="Consolas" w:hAnsi="Consolas"/>
+                <w:sz w:val="18"/>
+                <w:szCs w:val="18"/>
+              </w:rPr>
+              <w:t xml:space="preserve">  --period 3600 --statistics Minimum \</w:t>
+            </w:r>
+          </w:p>
+          <w:p>
+            <w:r>
+              <w:rPr>
+                <w:rFonts w:ascii="Consolas" w:cs="Consolas" w:eastAsia="Consolas" w:hAnsi="Consolas"/>
+                <w:sz w:val="18"/>
+                <w:szCs w:val="18"/>
+              </w:rPr>
+              <w:t xml:space="preserve">  --query "min_by(Datapoints,&amp;Minimum).Minimum" --output text</w:t>
+            </w:r>
+          </w:p>
+          <w:p>
+            <w:r>
+              <w:rPr>
+                <w:rFonts w:ascii="Consolas" w:cs="Consolas" w:eastAsia="Consolas" w:hAnsi="Consolas"/>
+                <w:sz w:val="18"/>
+                <w:szCs w:val="18"/>
+              </w:rPr>
+              <w:t xml:space="preserve"># ※ 出力値 ÷ 1073741824 = GB</w:t>
+            </w:r>
+          </w:p>
+          <w:p>
+            <w:r>
+              <w:rPr>
+                <w:rFonts w:ascii="Consolas" w:cs="Consolas" w:eastAsia="Consolas" w:hAnsi="Consolas"/>
+                <w:sz w:val="18"/>
+                <w:szCs w:val="18"/>
+              </w:rPr>
+              <w:t xml:space="preserve"/>
+            </w:r>
+          </w:p>
+          <w:p>
+            <w:r>
+              <w:rPr>
+                <w:rFonts w:ascii="Consolas" w:cs="Consolas" w:eastAsia="Consolas" w:hAnsi="Consolas"/>
+                <w:sz w:val="18"/>
+                <w:szCs w:val="18"/>
+              </w:rPr>
+              <w:t xml:space="preserve"># Write IOPS (Writer) の最大値を確認</w:t>
+            </w:r>
+          </w:p>
+          <w:p>
+            <w:r>
+              <w:rPr>
+                <w:rFonts w:ascii="Consolas" w:cs="Consolas" w:eastAsia="Consolas" w:hAnsi="Consolas"/>
+                <w:sz w:val="18"/>
+                <w:szCs w:val="18"/>
+              </w:rPr>
+              <w:t xml:space="preserve">aws cloudwatch get-metric-statistics \</w:t>
+            </w:r>
+          </w:p>
+          <w:p>
+            <w:r>
+              <w:rPr>
+                <w:rFonts w:ascii="Consolas" w:cs="Consolas" w:eastAsia="Consolas" w:hAnsi="Consolas"/>
+                <w:sz w:val="18"/>
+                <w:szCs w:val="18"/>
+              </w:rPr>
+              <w:t xml:space="preserve">  --region $REGION \</w:t>
+            </w:r>
+          </w:p>
+          <w:p>
+            <w:r>
+              <w:rPr>
+                <w:rFonts w:ascii="Consolas" w:cs="Consolas" w:eastAsia="Consolas" w:hAnsi="Consolas"/>
+                <w:sz w:val="18"/>
+                <w:szCs w:val="18"/>
+              </w:rPr>
+              <w:t xml:space="preserve">  --namespace AWS/RDS \</w:t>
+            </w:r>
+          </w:p>
+          <w:p>
+            <w:r>
+              <w:rPr>
+                <w:rFonts w:ascii="Consolas" w:cs="Consolas" w:eastAsia="Consolas" w:hAnsi="Consolas"/>
+                <w:sz w:val="18"/>
+                <w:szCs w:val="18"/>
+              </w:rPr>
+              <w:t xml:space="preserve">  --metric-name WriteIOPS \</w:t>
+            </w:r>
+          </w:p>
+          <w:p>
+            <w:r>
+              <w:rPr>
+                <w:rFonts w:ascii="Consolas" w:cs="Consolas" w:eastAsia="Consolas" w:hAnsi="Consolas"/>
+                <w:sz w:val="18"/>
+                <w:szCs w:val="18"/>
+              </w:rPr>
+              <w:t xml:space="preserve">  --dimensions Name=DBInstanceIdentifier,Value=ksm-posprd-db-instance-1 \</w:t>
+            </w:r>
+          </w:p>
+          <w:p>
+            <w:r>
+              <w:rPr>
+                <w:rFonts w:ascii="Consolas" w:cs="Consolas" w:eastAsia="Consolas" w:hAnsi="Consolas"/>
+                <w:sz w:val="18"/>
+                <w:szCs w:val="18"/>
+              </w:rPr>
+              <w:t xml:space="preserve">  --start-time $START --end-time $END \</w:t>
+            </w:r>
+          </w:p>
+          <w:p>
+            <w:r>
+              <w:rPr>
+                <w:rFonts w:ascii="Consolas" w:cs="Consolas" w:eastAsia="Consolas" w:hAnsi="Consolas"/>
+                <w:sz w:val="18"/>
+                <w:szCs w:val="18"/>
+              </w:rPr>
+              <w:t xml:space="preserve">  --period 3600 --statistics Maximum \</w:t>
+            </w:r>
+          </w:p>
+          <w:p>
+            <w:r>
+              <w:rPr>
+                <w:rFonts w:ascii="Consolas" w:cs="Consolas" w:eastAsia="Consolas" w:hAnsi="Consolas"/>
+                <w:sz w:val="18"/>
+                <w:szCs w:val="18"/>
+              </w:rPr>
+              <w:t xml:space="preserve">  --query "max_by(Datapoints,&amp;Maximum).Maximum" --output text</w:t>
+            </w:r>
+          </w:p>
+        </w:tc>
+      </w:tr>
+    </w:tbl>
+    <w:p>
+      <w:pPr>
+        <w:pStyle w:val="Heading1"/>
+      </w:pPr>
+      <w:r>
+        <w:rPr>
+          <w:rFonts w:ascii="BIZ UDPゴシック" w:cs="BIZ UDPゴシック" w:eastAsia="BIZ UDPゴシック" w:hAnsi="BIZ UDPゴシック"/>
+          <w:b/>
+          <w:bCs/>
+          <w:sz w:val="32"/>
+          <w:szCs w:val="32"/>
+        </w:rPr>
+        <w:t xml:space="preserve">7. スケールアップ判断材料</w:t>
+      </w:r>
+    </w:p>
+    <w:p>
+      <w:pPr>
+        <w:spacing w:before="60" w:after="60"/>
+      </w:pPr>
+      <w:r>
+        <w:rPr>
+          <w:rFonts w:ascii="BIZ UDPゴシック" w:cs="BIZ UDPゴシック" w:eastAsia="BIZ UDPゴシック" w:hAnsi="BIZ UDPゴシック"/>
+          <w:sz w:val="22"/>
+          <w:szCs w:val="22"/>
+        </w:rPr>
+        <w:t xml:space="preserve">ダウンサイズ後に以下のいずれかの条件を満たした場合、インスタンスクラスの引き上げを検討する。単発のスパイクではなく、継続的（3日以上）に閾値を超えた場合を判断基準とする。</w:t>
+      </w:r>
+    </w:p>
+    <w:p>
+      <w:pPr>
+        <w:spacing w:before="40" w:after="40"/>
+      </w:pPr>
+      <w:r>
+        <w:t xml:space="preserve"/>
+      </w:r>
+    </w:p>
+    <w:p>
+      <w:pPr>
+        <w:pStyle w:val="Heading2"/>
+      </w:pPr>
+      <w:r>
+        <w:rPr>
+          <w:rFonts w:ascii="BIZ UDPゴシック" w:cs="BIZ UDPゴシック" w:eastAsia="BIZ UDPゴシック" w:hAnsi="BIZ UDPゴシック"/>
+          <w:b/>
+          <w:bCs/>
+          <w:sz w:val="24"/>
+          <w:szCs w:val="24"/>
+        </w:rPr>
+        <w:t xml:space="preserve">■ スケールアップを検討すべき閾値条件</w:t>
+      </w:r>
+    </w:p>
+    <w:tbl>
+      <w:tblPr>
+        <w:tblW w:type="dxa" w:w="9000"/>
+        <w:tblBorders>
+          <w:top w:val="single" w:color="auto" w:sz="4"/>
+          <w:left w:val="single" w:color="auto" w:sz="4"/>
+          <w:bottom w:val="single" w:color="auto" w:sz="4"/>
+          <w:right w:val="single" w:color="auto" w:sz="4"/>
+          <w:insideH w:val="single" w:color="auto" w:sz="4"/>
+          <w:insideV w:val="single" w:color="auto" w:sz="4"/>
+        </w:tblBorders>
+      </w:tblPr>
+      <w:tblGrid>
+        <w:gridCol w:w="500"/>
+        <w:gridCol w:w="2200"/>
+        <w:gridCol w:w="1800"/>
+        <w:gridCol w:w="1800"/>
+        <w:gridCol w:w="2700"/>
+      </w:tblGrid>
+      <w:tr>
+        <w:trPr>
+          <w:cantSplit/>
+        </w:trPr>
+        <w:tc>
+          <w:tcPr>
+            <w:tcW w:type="dxa" w:w="500"/>
+            <w:tcBorders>
+              <w:top w:val="single" w:color="CCCCCC" w:sz="4"/>
+              <w:left w:val="single" w:color="CCCCCC" w:sz="4"/>
+              <w:bottom w:val="single" w:color="CCCCCC" w:sz="4"/>
+              <w:right w:val="single" w:color="CCCCCC" w:sz="4"/>
+            </w:tcBorders>
+            <w:shd w:fill="F5F5F5" w:val="clear"/>
+            <w:tcMar>
+              <w:top w:type="dxa" w:w="60"/>
+              <w:left w:type="dxa" w:w="100"/>
+              <w:bottom w:type="dxa" w:w="60"/>
+              <w:right w:type="dxa" w:w="100"/>
+            </w:tcMar>
+          </w:tcPr>
+          <w:p>
+            <w:r>
+              <w:rPr>
+                <w:rFonts w:ascii="BIZ UDPゴシック" w:cs="BIZ UDPゴシック" w:eastAsia="BIZ UDPゴシック" w:hAnsi="BIZ UDPゴシック"/>
+                <w:b/>
+                <w:bCs/>
+                <w:color w:val="000000"/>
+                <w:sz w:val="22"/>
+                <w:szCs w:val="22"/>
+              </w:rPr>
+              <w:t xml:space="preserve"/>
+            </w:r>
+          </w:p>
+        </w:tc>
+        <w:tc>
+          <w:tcPr>
+            <w:tcW w:type="dxa" w:w="2200"/>
+            <w:tcBorders>
+              <w:top w:val="single" w:color="CCCCCC" w:sz="4"/>
+              <w:left w:val="single" w:color="CCCCCC" w:sz="4"/>
+              <w:bottom w:val="single" w:color="CCCCCC" w:sz="4"/>
+              <w:right w:val="single" w:color="CCCCCC" w:sz="4"/>
+            </w:tcBorders>
+            <w:shd w:fill="F5F5F5" w:val="clear"/>
+            <w:tcMar>
+              <w:top w:type="dxa" w:w="60"/>
+              <w:left w:type="dxa" w:w="100"/>
+              <w:bottom w:type="dxa" w:w="60"/>
+              <w:right w:type="dxa" w:w="100"/>
+            </w:tcMar>
+          </w:tcPr>
+          <w:p>
+            <w:r>
+              <w:rPr>
+                <w:rFonts w:ascii="BIZ UDPゴシック" w:cs="BIZ UDPゴシック" w:eastAsia="BIZ UDPゴシック" w:hAnsi="BIZ UDPゴシック"/>
+                <w:b/>
+                <w:bCs/>
+                <w:color w:val="000000"/>
+                <w:sz w:val="22"/>
+                <w:szCs w:val="22"/>
+              </w:rPr>
+              <w:t xml:space="preserve">メトリクス</w:t>
+            </w:r>
+          </w:p>
+        </w:tc>
+        <w:tc>
+          <w:tcPr>
+            <w:tcW w:type="dxa" w:w="1800"/>
+            <w:tcBorders>
+              <w:top w:val="single" w:color="CCCCCC" w:sz="4"/>
+              <w:left w:val="single" w:color="CCCCCC" w:sz="4"/>
+              <w:bottom w:val="single" w:color="CCCCCC" w:sz="4"/>
+              <w:right w:val="single" w:color="CCCCCC" w:sz="4"/>
+            </w:tcBorders>
+            <w:shd w:fill="FFF2CC" w:val="clear"/>
+            <w:tcMar>
+              <w:top w:type="dxa" w:w="60"/>
+              <w:left w:type="dxa" w:w="100"/>
+              <w:bottom w:type="dxa" w:w="60"/>
+              <w:right w:type="dxa" w:w="100"/>
+            </w:tcMar>
+          </w:tcPr>
+          <w:p>
+            <w:r>
+              <w:rPr>
+                <w:rFonts w:ascii="BIZ UDPゴシック" w:cs="BIZ UDPゴシック" w:eastAsia="BIZ UDPゴシック" w:hAnsi="BIZ UDPゴシック"/>
+                <w:b/>
+                <w:bCs/>
+                <w:color w:val="000000"/>
+                <w:sz w:val="22"/>
+                <w:szCs w:val="22"/>
+              </w:rPr>
+              <w:t xml:space="preserve">要注意（黄）</w:t>
+            </w:r>
+          </w:p>
+        </w:tc>
+        <w:tc>
+          <w:tcPr>
+            <w:tcW w:type="dxa" w:w="1800"/>
+            <w:tcBorders>
+              <w:top w:val="single" w:color="CCCCCC" w:sz="4"/>
+              <w:left w:val="single" w:color="CCCCCC" w:sz="4"/>
+              <w:bottom w:val="single" w:color="CCCCCC" w:sz="4"/>
+              <w:right w:val="single" w:color="CCCCCC" w:sz="4"/>
+            </w:tcBorders>
+            <w:shd w:fill="F2DCDB" w:val="clear"/>
+            <w:tcMar>
+              <w:top w:type="dxa" w:w="60"/>
+              <w:left w:type="dxa" w:w="100"/>
+              <w:bottom w:type="dxa" w:w="60"/>
+              <w:right w:type="dxa" w:w="100"/>
+            </w:tcMar>
+          </w:tcPr>
+          <w:p>
+            <w:r>
+              <w:rPr>
+                <w:rFonts w:ascii="BIZ UDPゴシック" w:cs="BIZ UDPゴシック" w:eastAsia="BIZ UDPゴシック" w:hAnsi="BIZ UDPゴシック"/>
+                <w:b/>
+                <w:bCs/>
+                <w:color w:val="000000"/>
+                <w:sz w:val="22"/>
+                <w:szCs w:val="22"/>
+              </w:rPr>
+              <w:t xml:space="preserve">要対応（赤）</w:t>
+            </w:r>
+          </w:p>
+        </w:tc>
+        <w:tc>
+          <w:tcPr>
+            <w:tcW w:type="dxa" w:w="2700"/>
+            <w:tcBorders>
+              <w:top w:val="single" w:color="CCCCCC" w:sz="4"/>
+              <w:left w:val="single" w:color="CCCCCC" w:sz="4"/>
+              <w:bottom w:val="single" w:color="CCCCCC" w:sz="4"/>
+              <w:right w:val="single" w:color="CCCCCC" w:sz="4"/>
+            </w:tcBorders>
+            <w:shd w:fill="F5F5F5" w:val="clear"/>
+            <w:tcMar>
+              <w:top w:type="dxa" w:w="60"/>
+              <w:left w:type="dxa" w:w="100"/>
+              <w:bottom w:type="dxa" w:w="60"/>
+              <w:right w:type="dxa" w:w="100"/>
+            </w:tcMar>
+          </w:tcPr>
+          <w:p>
+            <w:r>
+              <w:rPr>
+                <w:rFonts w:ascii="BIZ UDPゴシック" w:cs="BIZ UDPゴシック" w:eastAsia="BIZ UDPゴシック" w:hAnsi="BIZ UDPゴシック"/>
+                <w:b/>
+                <w:bCs/>
+                <w:color w:val="000000"/>
+                <w:sz w:val="22"/>
+                <w:szCs w:val="22"/>
+              </w:rPr>
+              <w:t xml:space="preserve">推奨アクション</w:t>
+            </w:r>
+          </w:p>
+        </w:tc>
+      </w:tr>
+      <w:tr>
+        <w:trPr>
+          <w:cantSplit/>
+        </w:trPr>
+        <w:tc>
+          <w:tcPr>
+            <w:tcW w:type="dxa" w:w="500"/>
+            <w:tcBorders>
+              <w:top w:val="single" w:color="CCCCCC" w:sz="4"/>
+              <w:left w:val="single" w:color="CCCCCC" w:sz="4"/>
+              <w:bottom w:val="single" w:color="CCCCCC" w:sz="4"/>
+              <w:right w:val="single" w:color="CCCCCC" w:sz="4"/>
+            </w:tcBorders>
+            <w:shd w:fill="FFFFFF" w:val="clear"/>
+            <w:tcMar>
+              <w:top w:type="dxa" w:w="60"/>
+              <w:left w:type="dxa" w:w="100"/>
+              <w:bottom w:type="dxa" w:w="60"/>
+              <w:right w:type="dxa" w:w="100"/>
+            </w:tcMar>
+          </w:tcPr>
+          <w:p>
+            <w:r>
+              <w:rPr>
+                <w:rFonts w:ascii="BIZ UDPゴシック" w:cs="BIZ UDPゴシック" w:eastAsia="BIZ UDPゴシック" w:hAnsi="BIZ UDPゴシック"/>
+                <w:b w:val="false"/>
+                <w:bCs w:val="false"/>
+                <w:color w:val="000000"/>
+                <w:sz w:val="22"/>
+                <w:szCs w:val="22"/>
+              </w:rPr>
+              <w:t xml:space="preserve">1</w:t>
+            </w:r>
+          </w:p>
+        </w:tc>
+        <w:tc>
+          <w:tcPr>
+            <w:tcW w:type="dxa" w:w="2200"/>
+            <w:tcBorders>
+              <w:top w:val="single" w:color="CCCCCC" w:sz="4"/>
+              <w:left w:val="single" w:color="CCCCCC" w:sz="4"/>
+              <w:bottom w:val="single" w:color="CCCCCC" w:sz="4"/>
+              <w:right w:val="single" w:color="CCCCCC" w:sz="4"/>
+            </w:tcBorders>
+            <w:shd w:fill="FFFFFF" w:val="clear"/>
+            <w:tcMar>
+              <w:top w:type="dxa" w:w="60"/>
+              <w:left w:type="dxa" w:w="100"/>
+              <w:bottom w:type="dxa" w:w="60"/>
+              <w:right w:type="dxa" w:w="100"/>
+            </w:tcMar>
+          </w:tcPr>
+          <w:p>
+            <w:r>
+              <w:rPr>
+                <w:rFonts w:ascii="BIZ UDPゴシック" w:cs="BIZ UDPゴシック" w:eastAsia="BIZ UDPゴシック" w:hAnsi="BIZ UDPゴシック"/>
+                <w:b w:val="false"/>
+                <w:bCs w:val="false"/>
+                <w:color w:val="000000"/>
+                <w:sz w:val="22"/>
+                <w:szCs w:val="22"/>
+              </w:rPr>
+              <w:t xml:space="preserve">CPU使用率（Writer/Reader）</w:t>
+            </w:r>
+          </w:p>
+        </w:tc>
+        <w:tc>
+          <w:tcPr>
+            <w:tcW w:type="dxa" w:w="1800"/>
+            <w:tcBorders>
+              <w:top w:val="single" w:color="CCCCCC" w:sz="4"/>
+              <w:left w:val="single" w:color="CCCCCC" w:sz="4"/>
+              <w:bottom w:val="single" w:color="CCCCCC" w:sz="4"/>
+              <w:right w:val="single" w:color="CCCCCC" w:sz="4"/>
+            </w:tcBorders>
+            <w:shd w:fill="FFF2CC" w:val="clear"/>
+            <w:tcMar>
+              <w:top w:type="dxa" w:w="60"/>
+              <w:left w:type="dxa" w:w="100"/>
+              <w:bottom w:type="dxa" w:w="60"/>
+              <w:right w:type="dxa" w:w="100"/>
+            </w:tcMar>
+          </w:tcPr>
+          <w:p>
+            <w:r>
+              <w:rPr>
+                <w:rFonts w:ascii="BIZ UDPゴシック" w:cs="BIZ UDPゴシック" w:eastAsia="BIZ UDPゴシック" w:hAnsi="BIZ UDPゴシック"/>
+                <w:b w:val="false"/>
+                <w:bCs w:val="false"/>
+                <w:color w:val="000000"/>
+                <w:sz w:val="22"/>
+                <w:szCs w:val="22"/>
+              </w:rPr>
+              <w:t xml:space="preserve">70% 超が3日継続</w:t>
+            </w:r>
+          </w:p>
+        </w:tc>
+        <w:tc>
+          <w:tcPr>
+            <w:tcW w:type="dxa" w:w="1800"/>
+            <w:tcBorders>
+              <w:top w:val="single" w:color="CCCCCC" w:sz="4"/>
+              <w:left w:val="single" w:color="CCCCCC" w:sz="4"/>
+              <w:bottom w:val="single" w:color="CCCCCC" w:sz="4"/>
+              <w:right w:val="single" w:color="CCCCCC" w:sz="4"/>
+            </w:tcBorders>
+            <w:shd w:fill="F2DCDB" w:val="clear"/>
+            <w:tcMar>
+              <w:top w:type="dxa" w:w="60"/>
+              <w:left w:type="dxa" w:w="100"/>
+              <w:bottom w:type="dxa" w:w="60"/>
+              <w:right w:type="dxa" w:w="100"/>
+            </w:tcMar>
+          </w:tcPr>
+          <w:p>
+            <w:r>
+              <w:rPr>
+                <w:rFonts w:ascii="BIZ UDPゴシック" w:cs="BIZ UDPゴシック" w:eastAsia="BIZ UDPゴシック" w:hAnsi="BIZ UDPゴシック"/>
+                <w:b w:val="false"/>
+                <w:bCs w:val="false"/>
+                <w:color w:val="000000"/>
+                <w:sz w:val="22"/>
+                <w:szCs w:val="22"/>
+              </w:rPr>
+              <w:t xml:space="preserve">90% 超が1日でも発生</w:t>
+            </w:r>
+          </w:p>
+        </w:tc>
+        <w:tc>
+          <w:tcPr>
+            <w:tcW w:type="dxa" w:w="2700"/>
+            <w:tcBorders>
+              <w:top w:val="single" w:color="CCCCCC" w:sz="4"/>
+              <w:left w:val="single" w:color="CCCCCC" w:sz="4"/>
+              <w:bottom w:val="single" w:color="CCCCCC" w:sz="4"/>
+              <w:right w:val="single" w:color="CCCCCC" w:sz="4"/>
+            </w:tcBorders>
+            <w:shd w:fill="FFFFFF" w:val="clear"/>
+            <w:tcMar>
+              <w:top w:type="dxa" w:w="60"/>
+              <w:left w:type="dxa" w:w="100"/>
+              <w:bottom w:type="dxa" w:w="60"/>
+              <w:right w:type="dxa" w:w="100"/>
+            </w:tcMar>
+          </w:tcPr>
+          <w:p>
+            <w:r>
+              <w:rPr>
+                <w:rFonts w:ascii="BIZ UDPゴシック" w:cs="BIZ UDPゴシック" w:eastAsia="BIZ UDPゴシック" w:hAnsi="BIZ UDPゴシック"/>
+                <w:b w:val="false"/>
+                <w:bCs w:val="false"/>
+                <w:color w:val="000000"/>
+                <w:sz w:val="22"/>
+                <w:szCs w:val="22"/>
+              </w:rPr>
+              <w:t xml:space="preserve">r5.xlarge → r5.2xlarge へ戻す</w:t>
+            </w:r>
+          </w:p>
+        </w:tc>
+      </w:tr>
+      <w:tr>
+        <w:trPr>
+          <w:cantSplit/>
+        </w:trPr>
+        <w:tc>
+          <w:tcPr>
+            <w:tcW w:type="dxa" w:w="500"/>
+            <w:tcBorders>
+              <w:top w:val="single" w:color="CCCCCC" w:sz="4"/>
+              <w:left w:val="single" w:color="CCCCCC" w:sz="4"/>
+              <w:bottom w:val="single" w:color="CCCCCC" w:sz="4"/>
+              <w:right w:val="single" w:color="CCCCCC" w:sz="4"/>
+            </w:tcBorders>
+            <w:shd w:fill="FFFFFF" w:val="clear"/>
+            <w:tcMar>
+              <w:top w:type="dxa" w:w="60"/>
+              <w:left w:type="dxa" w:w="100"/>
+              <w:bottom w:type="dxa" w:w="60"/>
+              <w:right w:type="dxa" w:w="100"/>
+            </w:tcMar>
+          </w:tcPr>
+          <w:p>
+            <w:r>
+              <w:rPr>
+                <w:rFonts w:ascii="BIZ UDPゴシック" w:cs="BIZ UDPゴシック" w:eastAsia="BIZ UDPゴシック" w:hAnsi="BIZ UDPゴシック"/>
+                <w:b w:val="false"/>
+                <w:bCs w:val="false"/>
+                <w:color w:val="000000"/>
+                <w:sz w:val="22"/>
+                <w:szCs w:val="22"/>
+              </w:rPr>
+              <w:t xml:space="preserve">2</w:t>
+            </w:r>
+          </w:p>
+        </w:tc>
+        <w:tc>
+          <w:tcPr>
+            <w:tcW w:type="dxa" w:w="2200"/>
+            <w:tcBorders>
+              <w:top w:val="single" w:color="CCCCCC" w:sz="4"/>
+              <w:left w:val="single" w:color="CCCCCC" w:sz="4"/>
+              <w:bottom w:val="single" w:color="CCCCCC" w:sz="4"/>
+              <w:right w:val="single" w:color="CCCCCC" w:sz="4"/>
+            </w:tcBorders>
+            <w:shd w:fill="FFFFFF" w:val="clear"/>
+            <w:tcMar>
+              <w:top w:type="dxa" w:w="60"/>
+              <w:left w:type="dxa" w:w="100"/>
+              <w:bottom w:type="dxa" w:w="60"/>
+              <w:right w:type="dxa" w:w="100"/>
+            </w:tcMar>
+          </w:tcPr>
+          <w:p>
+            <w:r>
+              <w:rPr>
+                <w:rFonts w:ascii="BIZ UDPゴシック" w:cs="BIZ UDPゴシック" w:eastAsia="BIZ UDPゴシック" w:hAnsi="BIZ UDPゴシック"/>
+                <w:b w:val="false"/>
+                <w:bCs w:val="false"/>
+                <w:color w:val="000000"/>
+                <w:sz w:val="22"/>
+                <w:szCs w:val="22"/>
+              </w:rPr>
+              <w:t xml:space="preserve">FreeableMemory（Writer）</w:t>
+            </w:r>
+          </w:p>
+        </w:tc>
+        <w:tc>
+          <w:tcPr>
+            <w:tcW w:type="dxa" w:w="1800"/>
+            <w:tcBorders>
+              <w:top w:val="single" w:color="CCCCCC" w:sz="4"/>
+              <w:left w:val="single" w:color="CCCCCC" w:sz="4"/>
+              <w:bottom w:val="single" w:color="CCCCCC" w:sz="4"/>
+              <w:right w:val="single" w:color="CCCCCC" w:sz="4"/>
+            </w:tcBorders>
+            <w:shd w:fill="FFF2CC" w:val="clear"/>
+            <w:tcMar>
+              <w:top w:type="dxa" w:w="60"/>
+              <w:left w:type="dxa" w:w="100"/>
+              <w:bottom w:type="dxa" w:w="60"/>
+              <w:right w:type="dxa" w:w="100"/>
+            </w:tcMar>
+          </w:tcPr>
+          <w:p>
+            <w:r>
+              <w:rPr>
+                <w:rFonts w:ascii="BIZ UDPゴシック" w:cs="BIZ UDPゴシック" w:eastAsia="BIZ UDPゴシック" w:hAnsi="BIZ UDPゴシック"/>
+                <w:b w:val="false"/>
+                <w:bCs w:val="false"/>
+                <w:color w:val="000000"/>
+                <w:sz w:val="22"/>
+                <w:szCs w:val="22"/>
+              </w:rPr>
+              <w:t xml:space="preserve">4 GB 未満が3日継続</w:t>
+            </w:r>
+          </w:p>
+        </w:tc>
+        <w:tc>
+          <w:tcPr>
+            <w:tcW w:type="dxa" w:w="1800"/>
+            <w:tcBorders>
+              <w:top w:val="single" w:color="CCCCCC" w:sz="4"/>
+              <w:left w:val="single" w:color="CCCCCC" w:sz="4"/>
+              <w:bottom w:val="single" w:color="CCCCCC" w:sz="4"/>
+              <w:right w:val="single" w:color="CCCCCC" w:sz="4"/>
+            </w:tcBorders>
+            <w:shd w:fill="F2DCDB" w:val="clear"/>
+            <w:tcMar>
+              <w:top w:type="dxa" w:w="60"/>
+              <w:left w:type="dxa" w:w="100"/>
+              <w:bottom w:type="dxa" w:w="60"/>
+              <w:right w:type="dxa" w:w="100"/>
+            </w:tcMar>
+          </w:tcPr>
+          <w:p>
+            <w:r>
+              <w:rPr>
+                <w:rFonts w:ascii="BIZ UDPゴシック" w:cs="BIZ UDPゴシック" w:eastAsia="BIZ UDPゴシック" w:hAnsi="BIZ UDPゴシック"/>
+                <w:b w:val="false"/>
+                <w:bCs w:val="false"/>
+                <w:color w:val="000000"/>
+                <w:sz w:val="22"/>
+                <w:szCs w:val="22"/>
+              </w:rPr>
+              <w:t xml:space="preserve">2 GB 未満が1日でも発生</w:t>
+            </w:r>
+          </w:p>
+        </w:tc>
+        <w:tc>
+          <w:tcPr>
+            <w:tcW w:type="dxa" w:w="2700"/>
+            <w:tcBorders>
+              <w:top w:val="single" w:color="CCCCCC" w:sz="4"/>
+              <w:left w:val="single" w:color="CCCCCC" w:sz="4"/>
+              <w:bottom w:val="single" w:color="CCCCCC" w:sz="4"/>
+              <w:right w:val="single" w:color="CCCCCC" w:sz="4"/>
+            </w:tcBorders>
+            <w:shd w:fill="FFFFFF" w:val="clear"/>
+            <w:tcMar>
+              <w:top w:type="dxa" w:w="60"/>
+              <w:left w:type="dxa" w:w="100"/>
+              <w:bottom w:type="dxa" w:w="60"/>
+              <w:right w:type="dxa" w:w="100"/>
+            </w:tcMar>
+          </w:tcPr>
+          <w:p>
+            <w:r>
+              <w:rPr>
+                <w:rFonts w:ascii="BIZ UDPゴシック" w:cs="BIZ UDPゴシック" w:eastAsia="BIZ UDPゴシック" w:hAnsi="BIZ UDPゴシック"/>
+                <w:b w:val="false"/>
+                <w:bCs w:val="false"/>
+                <w:color w:val="000000"/>
+                <w:sz w:val="22"/>
+                <w:szCs w:val="22"/>
+              </w:rPr>
+              <w:t xml:space="preserve">r5.xlarge（32GB）→ r5.2xlarge（64GB）へ戻す</w:t>
+            </w:r>
+          </w:p>
+        </w:tc>
+      </w:tr>
+      <w:tr>
+        <w:trPr>
+          <w:cantSplit/>
+        </w:trPr>
+        <w:tc>
+          <w:tcPr>
+            <w:tcW w:type="dxa" w:w="500"/>
+            <w:tcBorders>
+              <w:top w:val="single" w:color="CCCCCC" w:sz="4"/>
+              <w:left w:val="single" w:color="CCCCCC" w:sz="4"/>
+              <w:bottom w:val="single" w:color="CCCCCC" w:sz="4"/>
+              <w:right w:val="single" w:color="CCCCCC" w:sz="4"/>
+            </w:tcBorders>
+            <w:shd w:fill="FFFFFF" w:val="clear"/>
+            <w:tcMar>
+              <w:top w:type="dxa" w:w="60"/>
+              <w:left w:type="dxa" w:w="100"/>
+              <w:bottom w:type="dxa" w:w="60"/>
+              <w:right w:type="dxa" w:w="100"/>
+            </w:tcMar>
+          </w:tcPr>
+          <w:p>
+            <w:r>
+              <w:rPr>
+                <w:rFonts w:ascii="BIZ UDPゴシック" w:cs="BIZ UDPゴシック" w:eastAsia="BIZ UDPゴシック" w:hAnsi="BIZ UDPゴシック"/>
+                <w:b w:val="false"/>
+                <w:bCs w:val="false"/>
+                <w:color w:val="000000"/>
+                <w:sz w:val="22"/>
+                <w:szCs w:val="22"/>
+              </w:rPr>
+              <w:t xml:space="preserve">3</w:t>
+            </w:r>
+          </w:p>
+        </w:tc>
+        <w:tc>
+          <w:tcPr>
+            <w:tcW w:type="dxa" w:w="2200"/>
+            <w:tcBorders>
+              <w:top w:val="single" w:color="CCCCCC" w:sz="4"/>
+              <w:left w:val="single" w:color="CCCCCC" w:sz="4"/>
+              <w:bottom w:val="single" w:color="CCCCCC" w:sz="4"/>
+              <w:right w:val="single" w:color="CCCCCC" w:sz="4"/>
+            </w:tcBorders>
+            <w:shd w:fill="FFFFFF" w:val="clear"/>
+            <w:tcMar>
+              <w:top w:type="dxa" w:w="60"/>
+              <w:left w:type="dxa" w:w="100"/>
+              <w:bottom w:type="dxa" w:w="60"/>
+              <w:right w:type="dxa" w:w="100"/>
+            </w:tcMar>
+          </w:tcPr>
+          <w:p>
+            <w:r>
+              <w:rPr>
+                <w:rFonts w:ascii="BIZ UDPゴシック" w:cs="BIZ UDPゴシック" w:eastAsia="BIZ UDPゴシック" w:hAnsi="BIZ UDPゴシック"/>
+                <w:b w:val="false"/>
+                <w:bCs w:val="false"/>
+                <w:color w:val="000000"/>
+                <w:sz w:val="22"/>
+                <w:szCs w:val="22"/>
+              </w:rPr>
+              <w:t xml:space="preserve">Write IOPS（Writer）</w:t>
+            </w:r>
+          </w:p>
+        </w:tc>
+        <w:tc>
+          <w:tcPr>
+            <w:tcW w:type="dxa" w:w="1800"/>
+            <w:tcBorders>
+              <w:top w:val="single" w:color="CCCCCC" w:sz="4"/>
+              <w:left w:val="single" w:color="CCCCCC" w:sz="4"/>
+              <w:bottom w:val="single" w:color="CCCCCC" w:sz="4"/>
+              <w:right w:val="single" w:color="CCCCCC" w:sz="4"/>
+            </w:tcBorders>
+            <w:shd w:fill="FFF2CC" w:val="clear"/>
+            <w:tcMar>
+              <w:top w:type="dxa" w:w="60"/>
+              <w:left w:type="dxa" w:w="100"/>
+              <w:bottom w:type="dxa" w:w="60"/>
+              <w:right w:type="dxa" w:w="100"/>
+            </w:tcMar>
+          </w:tcPr>
+          <w:p>
+            <w:r>
+              <w:rPr>
+                <w:rFonts w:ascii="BIZ UDPゴシック" w:cs="BIZ UDPゴシック" w:eastAsia="BIZ UDPゴシック" w:hAnsi="BIZ UDPゴシック"/>
+                <w:b w:val="false"/>
+                <w:bCs w:val="false"/>
+                <w:color w:val="000000"/>
+                <w:sz w:val="22"/>
+                <w:szCs w:val="22"/>
+              </w:rPr>
+              <w:t xml:space="preserve">500 超が3日継続</w:t>
+            </w:r>
+          </w:p>
+        </w:tc>
+        <w:tc>
+          <w:tcPr>
+            <w:tcW w:type="dxa" w:w="1800"/>
+            <w:tcBorders>
+              <w:top w:val="single" w:color="CCCCCC" w:sz="4"/>
+              <w:left w:val="single" w:color="CCCCCC" w:sz="4"/>
+              <w:bottom w:val="single" w:color="CCCCCC" w:sz="4"/>
+              <w:right w:val="single" w:color="CCCCCC" w:sz="4"/>
+            </w:tcBorders>
+            <w:shd w:fill="F2DCDB" w:val="clear"/>
+            <w:tcMar>
+              <w:top w:type="dxa" w:w="60"/>
+              <w:left w:type="dxa" w:w="100"/>
+              <w:bottom w:type="dxa" w:w="60"/>
+              <w:right w:type="dxa" w:w="100"/>
+            </w:tcMar>
+          </w:tcPr>
+          <w:p>
+            <w:r>
+              <w:rPr>
+                <w:rFonts w:ascii="BIZ UDPゴシック" w:cs="BIZ UDPゴシック" w:eastAsia="BIZ UDPゴシック" w:hAnsi="BIZ UDPゴシック"/>
+                <w:b w:val="false"/>
+                <w:bCs w:val="false"/>
+                <w:color w:val="000000"/>
+                <w:sz w:val="22"/>
+                <w:szCs w:val="22"/>
+              </w:rPr>
+              <w:t xml:space="preserve">1,000 超が1日でも発生</w:t>
+            </w:r>
+          </w:p>
+        </w:tc>
+        <w:tc>
+          <w:tcPr>
+            <w:tcW w:type="dxa" w:w="2700"/>
+            <w:tcBorders>
+              <w:top w:val="single" w:color="CCCCCC" w:sz="4"/>
+              <w:left w:val="single" w:color="CCCCCC" w:sz="4"/>
+              <w:bottom w:val="single" w:color="CCCCCC" w:sz="4"/>
+              <w:right w:val="single" w:color="CCCCCC" w:sz="4"/>
+            </w:tcBorders>
+            <w:shd w:fill="FFFFFF" w:val="clear"/>
+            <w:tcMar>
+              <w:top w:type="dxa" w:w="60"/>
+              <w:left w:type="dxa" w:w="100"/>
+              <w:bottom w:type="dxa" w:w="60"/>
+              <w:right w:type="dxa" w:w="100"/>
+            </w:tcMar>
+          </w:tcPr>
+          <w:p>
+            <w:r>
+              <w:rPr>
+                <w:rFonts w:ascii="BIZ UDPゴシック" w:cs="BIZ UDPゴシック" w:eastAsia="BIZ UDPゴシック" w:hAnsi="BIZ UDPゴシック"/>
+                <w:b w:val="false"/>
+                <w:bCs w:val="false"/>
+                <w:color w:val="000000"/>
+                <w:sz w:val="22"/>
+                <w:szCs w:val="22"/>
+              </w:rPr>
+              <w:t xml:space="preserve">IOPSパターンを再調査後、必要に応じてスケールアップ</w:t>
+            </w:r>
+          </w:p>
+        </w:tc>
+      </w:tr>
+      <w:tr>
+        <w:trPr>
+          <w:cantSplit/>
+        </w:trPr>
+        <w:tc>
+          <w:tcPr>
+            <w:tcW w:type="dxa" w:w="500"/>
+            <w:tcBorders>
+              <w:top w:val="single" w:color="CCCCCC" w:sz="4"/>
+              <w:left w:val="single" w:color="CCCCCC" w:sz="4"/>
+              <w:bottom w:val="single" w:color="CCCCCC" w:sz="4"/>
+              <w:right w:val="single" w:color="CCCCCC" w:sz="4"/>
+            </w:tcBorders>
+            <w:shd w:fill="FFFFFF" w:val="clear"/>
+            <w:tcMar>
+              <w:top w:type="dxa" w:w="60"/>
+              <w:left w:type="dxa" w:w="100"/>
+              <w:bottom w:type="dxa" w:w="60"/>
+              <w:right w:type="dxa" w:w="100"/>
+            </w:tcMar>
+          </w:tcPr>
+          <w:p>
+            <w:r>
+              <w:rPr>
+                <w:rFonts w:ascii="BIZ UDPゴシック" w:cs="BIZ UDPゴシック" w:eastAsia="BIZ UDPゴシック" w:hAnsi="BIZ UDPゴシック"/>
+                <w:b w:val="false"/>
+                <w:bCs w:val="false"/>
+                <w:color w:val="000000"/>
+                <w:sz w:val="22"/>
+                <w:szCs w:val="22"/>
+              </w:rPr>
+              <w:t xml:space="preserve">4</w:t>
+            </w:r>
+          </w:p>
+        </w:tc>
+        <w:tc>
+          <w:tcPr>
+            <w:tcW w:type="dxa" w:w="2200"/>
+            <w:tcBorders>
+              <w:top w:val="single" w:color="CCCCCC" w:sz="4"/>
+              <w:left w:val="single" w:color="CCCCCC" w:sz="4"/>
+              <w:bottom w:val="single" w:color="CCCCCC" w:sz="4"/>
+              <w:right w:val="single" w:color="CCCCCC" w:sz="4"/>
+            </w:tcBorders>
+            <w:shd w:fill="FFFFFF" w:val="clear"/>
+            <w:tcMar>
+              <w:top w:type="dxa" w:w="60"/>
+              <w:left w:type="dxa" w:w="100"/>
+              <w:bottom w:type="dxa" w:w="60"/>
+              <w:right w:type="dxa" w:w="100"/>
+            </w:tcMar>
+          </w:tcPr>
+          <w:p>
+            <w:r>
+              <w:rPr>
+                <w:rFonts w:ascii="BIZ UDPゴシック" w:cs="BIZ UDPゴシック" w:eastAsia="BIZ UDPゴシック" w:hAnsi="BIZ UDPゴシック"/>
+                <w:b w:val="false"/>
+                <w:bCs w:val="false"/>
+                <w:color w:val="000000"/>
+                <w:sz w:val="22"/>
+                <w:szCs w:val="22"/>
+              </w:rPr>
+              <w:t xml:space="preserve">DMLLatency（書き込み遅延）</w:t>
+            </w:r>
+          </w:p>
+        </w:tc>
+        <w:tc>
+          <w:tcPr>
+            <w:tcW w:type="dxa" w:w="1800"/>
+            <w:tcBorders>
+              <w:top w:val="single" w:color="CCCCCC" w:sz="4"/>
+              <w:left w:val="single" w:color="CCCCCC" w:sz="4"/>
+              <w:bottom w:val="single" w:color="CCCCCC" w:sz="4"/>
+              <w:right w:val="single" w:color="CCCCCC" w:sz="4"/>
+            </w:tcBorders>
+            <w:shd w:fill="FFF2CC" w:val="clear"/>
+            <w:tcMar>
+              <w:top w:type="dxa" w:w="60"/>
+              <w:left w:type="dxa" w:w="100"/>
+              <w:bottom w:type="dxa" w:w="60"/>
+              <w:right w:type="dxa" w:w="100"/>
+            </w:tcMar>
+          </w:tcPr>
+          <w:p>
+            <w:r>
+              <w:rPr>
+                <w:rFonts w:ascii="BIZ UDPゴシック" w:cs="BIZ UDPゴシック" w:eastAsia="BIZ UDPゴシック" w:hAnsi="BIZ UDPゴシック"/>
+                <w:b w:val="false"/>
+                <w:bCs w:val="false"/>
+                <w:color w:val="000000"/>
+                <w:sz w:val="22"/>
+                <w:szCs w:val="22"/>
+              </w:rPr>
+              <w:t xml:space="preserve">100ms 超が3日継続</w:t>
+            </w:r>
+          </w:p>
+        </w:tc>
+        <w:tc>
+          <w:tcPr>
+            <w:tcW w:type="dxa" w:w="1800"/>
+            <w:tcBorders>
+              <w:top w:val="single" w:color="CCCCCC" w:sz="4"/>
+              <w:left w:val="single" w:color="CCCCCC" w:sz="4"/>
+              <w:bottom w:val="single" w:color="CCCCCC" w:sz="4"/>
+              <w:right w:val="single" w:color="CCCCCC" w:sz="4"/>
+            </w:tcBorders>
+            <w:shd w:fill="F2DCDB" w:val="clear"/>
+            <w:tcMar>
+              <w:top w:type="dxa" w:w="60"/>
+              <w:left w:type="dxa" w:w="100"/>
+              <w:bottom w:type="dxa" w:w="60"/>
+              <w:right w:type="dxa" w:w="100"/>
+            </w:tcMar>
+          </w:tcPr>
+          <w:p>
+            <w:r>
+              <w:rPr>
+                <w:rFonts w:ascii="BIZ UDPゴシック" w:cs="BIZ UDPゴシック" w:eastAsia="BIZ UDPゴシック" w:hAnsi="BIZ UDPゴシック"/>
+                <w:b w:val="false"/>
+                <w:bCs w:val="false"/>
+                <w:color w:val="000000"/>
+                <w:sz w:val="22"/>
+                <w:szCs w:val="22"/>
+              </w:rPr>
+              <w:t xml:space="preserve">500ms 超が1日でも発生</w:t>
+            </w:r>
+          </w:p>
+        </w:tc>
+        <w:tc>
+          <w:tcPr>
+            <w:tcW w:type="dxa" w:w="2700"/>
+            <w:tcBorders>
+              <w:top w:val="single" w:color="CCCCCC" w:sz="4"/>
+              <w:left w:val="single" w:color="CCCCCC" w:sz="4"/>
+              <w:bottom w:val="single" w:color="CCCCCC" w:sz="4"/>
+              <w:right w:val="single" w:color="CCCCCC" w:sz="4"/>
+            </w:tcBorders>
+            <w:shd w:fill="FFFFFF" w:val="clear"/>
+            <w:tcMar>
+              <w:top w:type="dxa" w:w="60"/>
+              <w:left w:type="dxa" w:w="100"/>
+              <w:bottom w:type="dxa" w:w="60"/>
+              <w:right w:type="dxa" w:w="100"/>
+            </w:tcMar>
+          </w:tcPr>
+          <w:p>
+            <w:r>
+              <w:rPr>
+                <w:rFonts w:ascii="BIZ UDPゴシック" w:cs="BIZ UDPゴシック" w:eastAsia="BIZ UDPゴシック" w:hAnsi="BIZ UDPゴシック"/>
+                <w:b w:val="false"/>
+                <w:bCs w:val="false"/>
+                <w:color w:val="000000"/>
+                <w:sz w:val="22"/>
+                <w:szCs w:val="22"/>
+              </w:rPr>
+              <w:t xml:space="preserve">アプリへの影響を確認後、スケールアップを検討</w:t>
+            </w:r>
+          </w:p>
+        </w:tc>
+      </w:tr>
+      <w:tr>
+        <w:trPr>
+          <w:cantSplit/>
+        </w:trPr>
+        <w:tc>
+          <w:tcPr>
+            <w:tcW w:type="dxa" w:w="500"/>
+            <w:tcBorders>
+              <w:top w:val="single" w:color="CCCCCC" w:sz="4"/>
+              <w:left w:val="single" w:color="CCCCCC" w:sz="4"/>
+              <w:bottom w:val="single" w:color="CCCCCC" w:sz="4"/>
+              <w:right w:val="single" w:color="CCCCCC" w:sz="4"/>
+            </w:tcBorders>
+            <w:shd w:fill="FFFFFF" w:val="clear"/>
+            <w:tcMar>
+              <w:top w:type="dxa" w:w="60"/>
+              <w:left w:type="dxa" w:w="100"/>
+              <w:bottom w:type="dxa" w:w="60"/>
+              <w:right w:type="dxa" w:w="100"/>
+            </w:tcMar>
+          </w:tcPr>
+          <w:p>
+            <w:r>
+              <w:rPr>
+                <w:rFonts w:ascii="BIZ UDPゴシック" w:cs="BIZ UDPゴシック" w:eastAsia="BIZ UDPゴシック" w:hAnsi="BIZ UDPゴシック"/>
+                <w:b w:val="false"/>
+                <w:bCs w:val="false"/>
+                <w:color w:val="000000"/>
+                <w:sz w:val="22"/>
+                <w:szCs w:val="22"/>
+              </w:rPr>
+              <w:t xml:space="preserve">5</w:t>
+            </w:r>
+          </w:p>
+        </w:tc>
+        <w:tc>
+          <w:tcPr>
+            <w:tcW w:type="dxa" w:w="2200"/>
+            <w:tcBorders>
+              <w:top w:val="single" w:color="CCCCCC" w:sz="4"/>
+              <w:left w:val="single" w:color="CCCCCC" w:sz="4"/>
+              <w:bottom w:val="single" w:color="CCCCCC" w:sz="4"/>
+              <w:right w:val="single" w:color="CCCCCC" w:sz="4"/>
+            </w:tcBorders>
+            <w:shd w:fill="FFFFFF" w:val="clear"/>
+            <w:tcMar>
+              <w:top w:type="dxa" w:w="60"/>
+              <w:left w:type="dxa" w:w="100"/>
+              <w:bottom w:type="dxa" w:w="60"/>
+              <w:right w:type="dxa" w:w="100"/>
+            </w:tcMar>
+          </w:tcPr>
+          <w:p>
+            <w:r>
+              <w:rPr>
+                <w:rFonts w:ascii="BIZ UDPゴシック" w:cs="BIZ UDPゴシック" w:eastAsia="BIZ UDPゴシック" w:hAnsi="BIZ UDPゴシック"/>
+                <w:b w:val="false"/>
+                <w:bCs w:val="false"/>
+                <w:color w:val="000000"/>
+                <w:sz w:val="22"/>
+                <w:szCs w:val="22"/>
+              </w:rPr>
+              <w:t xml:space="preserve">DatabaseConnections</w:t>
+            </w:r>
+          </w:p>
+        </w:tc>
+        <w:tc>
+          <w:tcPr>
+            <w:tcW w:type="dxa" w:w="1800"/>
+            <w:tcBorders>
+              <w:top w:val="single" w:color="CCCCCC" w:sz="4"/>
+              <w:left w:val="single" w:color="CCCCCC" w:sz="4"/>
+              <w:bottom w:val="single" w:color="CCCCCC" w:sz="4"/>
+              <w:right w:val="single" w:color="CCCCCC" w:sz="4"/>
+            </w:tcBorders>
+            <w:shd w:fill="FFF2CC" w:val="clear"/>
+            <w:tcMar>
+              <w:top w:type="dxa" w:w="60"/>
+              <w:left w:type="dxa" w:w="100"/>
+              <w:bottom w:type="dxa" w:w="60"/>
+              <w:right w:type="dxa" w:w="100"/>
+            </w:tcMar>
+          </w:tcPr>
+          <w:p>
+            <w:r>
+              <w:rPr>
+                <w:rFonts w:ascii="BIZ UDPゴシック" w:cs="BIZ UDPゴシック" w:eastAsia="BIZ UDPゴシック" w:hAnsi="BIZ UDPゴシック"/>
+                <w:b w:val="false"/>
+                <w:bCs w:val="false"/>
+                <w:color w:val="000000"/>
+                <w:sz w:val="22"/>
+                <w:szCs w:val="22"/>
+              </w:rPr>
+              <w:t xml:space="preserve">300 超が3日継続</w:t>
+            </w:r>
+          </w:p>
+        </w:tc>
+        <w:tc>
+          <w:tcPr>
+            <w:tcW w:type="dxa" w:w="1800"/>
+            <w:tcBorders>
+              <w:top w:val="single" w:color="CCCCCC" w:sz="4"/>
+              <w:left w:val="single" w:color="CCCCCC" w:sz="4"/>
+              <w:bottom w:val="single" w:color="CCCCCC" w:sz="4"/>
+              <w:right w:val="single" w:color="CCCCCC" w:sz="4"/>
+            </w:tcBorders>
+            <w:shd w:fill="F2DCDB" w:val="clear"/>
+            <w:tcMar>
+              <w:top w:type="dxa" w:w="60"/>
+              <w:left w:type="dxa" w:w="100"/>
+              <w:bottom w:type="dxa" w:w="60"/>
+              <w:right w:type="dxa" w:w="100"/>
+            </w:tcMar>
+          </w:tcPr>
+          <w:p>
+            <w:r>
+              <w:rPr>
+                <w:rFonts w:ascii="BIZ UDPゴシック" w:cs="BIZ UDPゴシック" w:eastAsia="BIZ UDPゴシック" w:hAnsi="BIZ UDPゴシック"/>
+                <w:b w:val="false"/>
+                <w:bCs w:val="false"/>
+                <w:color w:val="000000"/>
+                <w:sz w:val="22"/>
+                <w:szCs w:val="22"/>
+              </w:rPr>
+              <w:t xml:space="preserve">接続エラーが発生</w:t>
+            </w:r>
+          </w:p>
+        </w:tc>
+        <w:tc>
+          <w:tcPr>
+            <w:tcW w:type="dxa" w:w="2700"/>
+            <w:tcBorders>
+              <w:top w:val="single" w:color="CCCCCC" w:sz="4"/>
+              <w:left w:val="single" w:color="CCCCCC" w:sz="4"/>
+              <w:bottom w:val="single" w:color="CCCCCC" w:sz="4"/>
+              <w:right w:val="single" w:color="CCCCCC" w:sz="4"/>
+            </w:tcBorders>
+            <w:shd w:fill="FFFFFF" w:val="clear"/>
+            <w:tcMar>
+              <w:top w:type="dxa" w:w="60"/>
+              <w:left w:type="dxa" w:w="100"/>
+              <w:bottom w:type="dxa" w:w="60"/>
+              <w:right w:type="dxa" w:w="100"/>
+            </w:tcMar>
+          </w:tcPr>
+          <w:p>
+            <w:r>
+              <w:rPr>
+                <w:rFonts w:ascii="BIZ UDPゴシック" w:cs="BIZ UDPゴシック" w:eastAsia="BIZ UDPゴシック" w:hAnsi="BIZ UDPゴシック"/>
+                <w:b w:val="false"/>
+                <w:bCs w:val="false"/>
+                <w:color w:val="000000"/>
+                <w:sz w:val="22"/>
+                <w:szCs w:val="22"/>
+              </w:rPr>
+              <w:t xml:space="preserve">接続プール設定の見直しまたはスケールアップ</w:t>
+            </w:r>
+          </w:p>
+        </w:tc>
+      </w:tr>
+      <w:tr>
+        <w:trPr>
+          <w:cantSplit/>
+        </w:trPr>
+        <w:tc>
+          <w:tcPr>
+            <w:tcW w:type="dxa" w:w="500"/>
+            <w:tcBorders>
+              <w:top w:val="single" w:color="CCCCCC" w:sz="4"/>
+              <w:left w:val="single" w:color="CCCCCC" w:sz="4"/>
+              <w:bottom w:val="single" w:color="CCCCCC" w:sz="4"/>
+              <w:right w:val="single" w:color="CCCCCC" w:sz="4"/>
+            </w:tcBorders>
+            <w:shd w:fill="FFFFFF" w:val="clear"/>
+            <w:tcMar>
+              <w:top w:type="dxa" w:w="60"/>
+              <w:left w:type="dxa" w:w="100"/>
+              <w:bottom w:type="dxa" w:w="60"/>
+              <w:right w:type="dxa" w:w="100"/>
+            </w:tcMar>
+          </w:tcPr>
+          <w:p>
+            <w:r>
+              <w:rPr>
+                <w:rFonts w:ascii="BIZ UDPゴシック" w:cs="BIZ UDPゴシック" w:eastAsia="BIZ UDPゴシック" w:hAnsi="BIZ UDPゴシック"/>
+                <w:b w:val="false"/>
+                <w:bCs w:val="false"/>
+                <w:color w:val="000000"/>
+                <w:sz w:val="22"/>
+                <w:szCs w:val="22"/>
+              </w:rPr>
+              <w:t xml:space="preserve">6</w:t>
+            </w:r>
+          </w:p>
+        </w:tc>
+        <w:tc>
+          <w:tcPr>
+            <w:tcW w:type="dxa" w:w="2200"/>
+            <w:tcBorders>
+              <w:top w:val="single" w:color="CCCCCC" w:sz="4"/>
+              <w:left w:val="single" w:color="CCCCCC" w:sz="4"/>
+              <w:bottom w:val="single" w:color="CCCCCC" w:sz="4"/>
+              <w:right w:val="single" w:color="CCCCCC" w:sz="4"/>
+            </w:tcBorders>
+            <w:shd w:fill="FFFFFF" w:val="clear"/>
+            <w:tcMar>
+              <w:top w:type="dxa" w:w="60"/>
+              <w:left w:type="dxa" w:w="100"/>
+              <w:bottom w:type="dxa" w:w="60"/>
+              <w:right w:type="dxa" w:w="100"/>
+            </w:tcMar>
+          </w:tcPr>
+          <w:p>
+            <w:r>
+              <w:rPr>
+                <w:rFonts w:ascii="BIZ UDPゴシック" w:cs="BIZ UDPゴシック" w:eastAsia="BIZ UDPゴシック" w:hAnsi="BIZ UDPゴシック"/>
+                <w:b w:val="false"/>
+                <w:bCs w:val="false"/>
+                <w:color w:val="000000"/>
+                <w:sz w:val="22"/>
+                <w:szCs w:val="22"/>
+              </w:rPr>
+              <w:t xml:space="preserve">Lambda/アプリからDBエラー</w:t>
+            </w:r>
+          </w:p>
+        </w:tc>
+        <w:tc>
+          <w:tcPr>
+            <w:tcW w:type="dxa" w:w="1800"/>
+            <w:tcBorders>
+              <w:top w:val="single" w:color="CCCCCC" w:sz="4"/>
+              <w:left w:val="single" w:color="CCCCCC" w:sz="4"/>
+              <w:bottom w:val="single" w:color="CCCCCC" w:sz="4"/>
+              <w:right w:val="single" w:color="CCCCCC" w:sz="4"/>
+            </w:tcBorders>
+            <w:shd w:fill="FFF2CC" w:val="clear"/>
+            <w:tcMar>
+              <w:top w:type="dxa" w:w="60"/>
+              <w:left w:type="dxa" w:w="100"/>
+              <w:bottom w:type="dxa" w:w="60"/>
+              <w:right w:type="dxa" w:w="100"/>
+            </w:tcMar>
+          </w:tcPr>
+          <w:p>
+            <w:r>
+              <w:rPr>
+                <w:rFonts w:ascii="BIZ UDPゴシック" w:cs="BIZ UDPゴシック" w:eastAsia="BIZ UDPゴシック" w:hAnsi="BIZ UDPゴシック"/>
+                <w:b w:val="false"/>
+                <w:bCs w:val="false"/>
+                <w:color w:val="000000"/>
+                <w:sz w:val="22"/>
+                <w:szCs w:val="22"/>
+              </w:rPr>
+              <w:t xml:space="preserve">週1〜2回のエラー発生</w:t>
+            </w:r>
+          </w:p>
+        </w:tc>
+        <w:tc>
+          <w:tcPr>
+            <w:tcW w:type="dxa" w:w="1800"/>
+            <w:tcBorders>
+              <w:top w:val="single" w:color="CCCCCC" w:sz="4"/>
+              <w:left w:val="single" w:color="CCCCCC" w:sz="4"/>
+              <w:bottom w:val="single" w:color="CCCCCC" w:sz="4"/>
+              <w:right w:val="single" w:color="CCCCCC" w:sz="4"/>
+            </w:tcBorders>
+            <w:shd w:fill="F2DCDB" w:val="clear"/>
+            <w:tcMar>
+              <w:top w:type="dxa" w:w="60"/>
+              <w:left w:type="dxa" w:w="100"/>
+              <w:bottom w:type="dxa" w:w="60"/>
+              <w:right w:type="dxa" w:w="100"/>
+            </w:tcMar>
+          </w:tcPr>
+          <w:p>
+            <w:r>
+              <w:rPr>
+                <w:rFonts w:ascii="BIZ UDPゴシック" w:cs="BIZ UDPゴシック" w:eastAsia="BIZ UDPゴシック" w:hAnsi="BIZ UDPゴシック"/>
+                <w:b w:val="false"/>
+                <w:bCs w:val="false"/>
+                <w:color w:val="000000"/>
+                <w:sz w:val="22"/>
+                <w:szCs w:val="22"/>
+              </w:rPr>
+              <w:t xml:space="preserve">毎日エラーが発生</w:t>
+            </w:r>
+          </w:p>
+        </w:tc>
+        <w:tc>
+          <w:tcPr>
+            <w:tcW w:type="dxa" w:w="2700"/>
+            <w:tcBorders>
+              <w:top w:val="single" w:color="CCCCCC" w:sz="4"/>
+              <w:left w:val="single" w:color="CCCCCC" w:sz="4"/>
+              <w:bottom w:val="single" w:color="CCCCCC" w:sz="4"/>
+              <w:right w:val="single" w:color="CCCCCC" w:sz="4"/>
+            </w:tcBorders>
+            <w:shd w:fill="FFFFFF" w:val="clear"/>
+            <w:tcMar>
+              <w:top w:type="dxa" w:w="60"/>
+              <w:left w:type="dxa" w:w="100"/>
+              <w:bottom w:type="dxa" w:w="60"/>
+              <w:right w:type="dxa" w:w="100"/>
+            </w:tcMar>
+          </w:tcPr>
+          <w:p>
+            <w:r>
+              <w:rPr>
+                <w:rFonts w:ascii="BIZ UDPゴシック" w:cs="BIZ UDPゴシック" w:eastAsia="BIZ UDPゴシック" w:hAnsi="BIZ UDPゴシック"/>
+                <w:b w:val="false"/>
+                <w:bCs w:val="false"/>
+                <w:color w:val="000000"/>
+                <w:sz w:val="22"/>
+                <w:szCs w:val="22"/>
+              </w:rPr>
+              <w:t xml:space="preserve">即時スケールアップ（ロールバック）</w:t>
+            </w:r>
+          </w:p>
+        </w:tc>
+      </w:tr>
+    </w:tbl>
+    <w:p>
+      <w:pPr>
+        <w:spacing w:before="60" w:after="60"/>
+      </w:pPr>
+      <w:r>
+        <w:rPr>
+          <w:rFonts w:ascii="BIZ UDPゴシック" w:cs="BIZ UDPゴシック" w:eastAsia="BIZ UDPゴシック" w:hAnsi="BIZ UDPゴシック"/>
+          <w:color w:val="595959"/>
+          <w:sz w:val="20"/>
+          <w:szCs w:val="20"/>
+        </w:rPr>
+        <w:t xml:space="preserve">※ 現状の実測値（CPU最大 2.12%、Write IOPS最大 62）から見て、r5.xlarge でスケールアップが必要になる可能性は極めて低い</w:t>
+      </w:r>
+    </w:p>
+    <w:p>
+      <w:pPr>
+        <w:spacing w:before="40" w:after="40"/>
+      </w:pPr>
+      <w:r>
+        <w:t xml:space="preserve"/>
+      </w:r>
+    </w:p>
+    <w:p>
+      <w:pPr>
+        <w:pStyle w:val="Heading2"/>
+      </w:pPr>
+      <w:r>
+        <w:rPr>
+          <w:rFonts w:ascii="BIZ UDPゴシック" w:cs="BIZ UDPゴシック" w:eastAsia="BIZ UDPゴシック" w:hAnsi="BIZ UDPゴシック"/>
+          <w:b/>
+          <w:bCs/>
+          <w:sz w:val="24"/>
+          <w:szCs w:val="24"/>
+        </w:rPr>
+        <w:t xml:space="preserve">■ 閾値超過の検出コマンド（CloudShell）</w:t>
+      </w:r>
+    </w:p>
+    <w:tbl>
+      <w:tblPr>
+        <w:tblW w:type="dxa" w:w="9000"/>
+        <w:tblBorders>
+          <w:top w:val="single" w:color="auto" w:sz="4"/>
+          <w:left w:val="single" w:color="auto" w:sz="4"/>
+          <w:bottom w:val="single" w:color="auto" w:sz="4"/>
+          <w:right w:val="single" w:color="auto" w:sz="4"/>
+          <w:insideH w:val="single" w:color="auto" w:sz="4"/>
+          <w:insideV w:val="single" w:color="auto" w:sz="4"/>
+        </w:tblBorders>
+      </w:tblPr>
+      <w:tblGrid>
+        <w:gridCol w:w="9000"/>
+      </w:tblGrid>
+      <w:tr>
+        <w:trPr>
+          <w:cantSplit/>
+        </w:trPr>
+        <w:tc>
+          <w:tcPr>
+            <w:tcW w:type="dxa" w:w="9000"/>
+            <w:tcBorders>
+              <w:top w:val="single" w:color="CCCCCC" w:sz="4"/>
+              <w:left w:val="single" w:color="CCCCCC" w:sz="4"/>
+              <w:bottom w:val="single" w:color="CCCCCC" w:sz="4"/>
+              <w:right w:val="single" w:color="CCCCCC" w:sz="4"/>
+            </w:tcBorders>
+            <w:shd w:fill="F8F8F8" w:val="clear"/>
+            <w:tcMar>
+              <w:top w:type="dxa" w:w="80"/>
+              <w:left w:type="dxa" w:w="120"/>
+              <w:bottom w:type="dxa" w:w="80"/>
+              <w:right w:type="dxa" w:w="120"/>
+            </w:tcMar>
+          </w:tcPr>
+          <w:p>
+            <w:r>
+              <w:rPr>
+                <w:rFonts w:ascii="Consolas" w:cs="Consolas" w:eastAsia="Consolas" w:hAnsi="Consolas"/>
+                <w:sz w:val="18"/>
+                <w:szCs w:val="18"/>
+              </w:rPr>
+              <w:t xml:space="preserve">REGION="ap-northeast-1"</w:t>
+            </w:r>
+          </w:p>
+          <w:p>
+            <w:r>
+              <w:rPr>
+                <w:rFonts w:ascii="Consolas" w:cs="Consolas" w:eastAsia="Consolas" w:hAnsi="Consolas"/>
+                <w:sz w:val="18"/>
+                <w:szCs w:val="18"/>
+              </w:rPr>
+              <w:t xml:space="preserve">END=$(date -u +"%Y-%m-%dT%H:%M:%SZ")</w:t>
+            </w:r>
+          </w:p>
+          <w:p>
+            <w:r>
+              <w:rPr>
+                <w:rFonts w:ascii="Consolas" w:cs="Consolas" w:eastAsia="Consolas" w:hAnsi="Consolas"/>
+                <w:sz w:val="18"/>
+                <w:szCs w:val="18"/>
+              </w:rPr>
+              <w:t xml:space="preserve">START=$(date -u -d "7 days ago" +"%Y-%m-%dT%H:%M:%SZ")</w:t>
+            </w:r>
+          </w:p>
+          <w:p>
+            <w:r>
+              <w:rPr>
+                <w:rFonts w:ascii="Consolas" w:cs="Consolas" w:eastAsia="Consolas" w:hAnsi="Consolas"/>
+                <w:sz w:val="18"/>
+                <w:szCs w:val="18"/>
+              </w:rPr>
+              <w:t xml:space="preserve"/>
+            </w:r>
+          </w:p>
+          <w:p>
+            <w:r>
+              <w:rPr>
+                <w:rFonts w:ascii="Consolas" w:cs="Consolas" w:eastAsia="Consolas" w:hAnsi="Consolas"/>
+                <w:sz w:val="18"/>
+                <w:szCs w:val="18"/>
+              </w:rPr>
+              <w:t xml:space="preserve"># CPU使用率 過去7日間の最大値（Writer）</w:t>
+            </w:r>
+          </w:p>
+          <w:p>
+            <w:r>
+              <w:rPr>
+                <w:rFonts w:ascii="Consolas" w:cs="Consolas" w:eastAsia="Consolas" w:hAnsi="Consolas"/>
+                <w:sz w:val="18"/>
+                <w:szCs w:val="18"/>
+              </w:rPr>
+              <w:t xml:space="preserve">aws cloudwatch get-metric-statistics \</w:t>
+            </w:r>
+          </w:p>
+          <w:p>
+            <w:r>
+              <w:rPr>
+                <w:rFonts w:ascii="Consolas" w:cs="Consolas" w:eastAsia="Consolas" w:hAnsi="Consolas"/>
+                <w:sz w:val="18"/>
+                <w:szCs w:val="18"/>
+              </w:rPr>
+              <w:t xml:space="preserve">  --region $REGION --namespace AWS/RDS --metric-name CPUUtilization \</w:t>
+            </w:r>
+          </w:p>
+          <w:p>
+            <w:r>
+              <w:rPr>
+                <w:rFonts w:ascii="Consolas" w:cs="Consolas" w:eastAsia="Consolas" w:hAnsi="Consolas"/>
+                <w:sz w:val="18"/>
+                <w:szCs w:val="18"/>
+              </w:rPr>
+              <w:t xml:space="preserve">  --dimensions Name=DBInstanceIdentifier,Value=ksm-posprd-db-instance-1 \</w:t>
+            </w:r>
+          </w:p>
+          <w:p>
+            <w:r>
+              <w:rPr>
+                <w:rFonts w:ascii="Consolas" w:cs="Consolas" w:eastAsia="Consolas" w:hAnsi="Consolas"/>
+                <w:sz w:val="18"/>
+                <w:szCs w:val="18"/>
+              </w:rPr>
+              <w:t xml:space="preserve">  --start-time $START --end-time $END --period 86400 --statistics Maximum \</w:t>
+            </w:r>
+          </w:p>
+          <w:p>
+            <w:r>
+              <w:rPr>
+                <w:rFonts w:ascii="Consolas" w:cs="Consolas" w:eastAsia="Consolas" w:hAnsi="Consolas"/>
+                <w:sz w:val="18"/>
+                <w:szCs w:val="18"/>
+              </w:rPr>
+              <w:t xml:space="preserve">  --query "sort_by(Datapoints,&amp;Timestamp)[*].[Timestamp,Maximum]" --output table</w:t>
+            </w:r>
+          </w:p>
+          <w:p>
+            <w:r>
+              <w:rPr>
+                <w:rFonts w:ascii="Consolas" w:cs="Consolas" w:eastAsia="Consolas" w:hAnsi="Consolas"/>
+                <w:sz w:val="18"/>
+                <w:szCs w:val="18"/>
+              </w:rPr>
+              <w:t xml:space="preserve"/>
+            </w:r>
+          </w:p>
+          <w:p>
+            <w:r>
+              <w:rPr>
+                <w:rFonts w:ascii="Consolas" w:cs="Consolas" w:eastAsia="Consolas" w:hAnsi="Consolas"/>
+                <w:sz w:val="18"/>
+                <w:szCs w:val="18"/>
+              </w:rPr>
+              <w:t xml:space="preserve"># FreeableMemory 過去7日間の最小値（Writer）※ 出力÷1073741824 = GB</w:t>
+            </w:r>
+          </w:p>
+          <w:p>
+            <w:r>
+              <w:rPr>
+                <w:rFonts w:ascii="Consolas" w:cs="Consolas" w:eastAsia="Consolas" w:hAnsi="Consolas"/>
+                <w:sz w:val="18"/>
+                <w:szCs w:val="18"/>
+              </w:rPr>
+              <w:t xml:space="preserve">aws cloudwatch get-metric-statistics \</w:t>
+            </w:r>
+          </w:p>
+          <w:p>
+            <w:r>
+              <w:rPr>
+                <w:rFonts w:ascii="Consolas" w:cs="Consolas" w:eastAsia="Consolas" w:hAnsi="Consolas"/>
+                <w:sz w:val="18"/>
+                <w:szCs w:val="18"/>
+              </w:rPr>
+              <w:t xml:space="preserve">  --region $REGION --namespace AWS/RDS --metric-name FreeableMemory \</w:t>
+            </w:r>
+          </w:p>
+          <w:p>
+            <w:r>
+              <w:rPr>
+                <w:rFonts w:ascii="Consolas" w:cs="Consolas" w:eastAsia="Consolas" w:hAnsi="Consolas"/>
+                <w:sz w:val="18"/>
+                <w:szCs w:val="18"/>
+              </w:rPr>
+              <w:t xml:space="preserve">  --dimensions Name=DBInstanceIdentifier,Value=ksm-posprd-db-instance-1 \</w:t>
+            </w:r>
+          </w:p>
+          <w:p>
+            <w:r>
+              <w:rPr>
+                <w:rFonts w:ascii="Consolas" w:cs="Consolas" w:eastAsia="Consolas" w:hAnsi="Consolas"/>
+                <w:sz w:val="18"/>
+                <w:szCs w:val="18"/>
+              </w:rPr>
+              <w:t xml:space="preserve">  --start-time $START --end-time $END --period 86400 --statistics Minimum \</w:t>
+            </w:r>
+          </w:p>
+          <w:p>
+            <w:r>
+              <w:rPr>
+                <w:rFonts w:ascii="Consolas" w:cs="Consolas" w:eastAsia="Consolas" w:hAnsi="Consolas"/>
+                <w:sz w:val="18"/>
+                <w:szCs w:val="18"/>
+              </w:rPr>
+              <w:t xml:space="preserve">  --query "sort_by(Datapoints,&amp;Timestamp)[*].[Timestamp,Minimum]" --output table</w:t>
+            </w:r>
+          </w:p>
+        </w:tc>
+      </w:tr>
+    </w:tbl>
+    <w:p>
+      <w:pPr>
+        <w:pStyle w:val="Heading1"/>
+      </w:pPr>
+      <w:r>
+        <w:rPr>
+          <w:rFonts w:ascii="BIZ UDPゴシック" w:cs="BIZ UDPゴシック" w:eastAsia="BIZ UDPゴシック" w:hAnsi="BIZ UDPゴシック"/>
+          <w:b/>
+          <w:bCs/>
+          <w:sz w:val="32"/>
+          <w:szCs w:val="32"/>
+        </w:rPr>
+        <w:t xml:space="preserve">8. スケールアップ（ロールバック）方法</w:t>
+      </w:r>
+    </w:p>
+    <w:p>
+      <w:pPr>
+        <w:spacing w:before="60" w:after="60"/>
+      </w:pPr>
+      <w:r>
+        <w:rPr>
+          <w:rFonts w:ascii="BIZ UDPゴシック" w:cs="BIZ UDPゴシック" w:eastAsia="BIZ UDPゴシック" w:hAnsi="BIZ UDPゴシック"/>
+          <w:sz w:val="22"/>
+          <w:szCs w:val="22"/>
+        </w:rPr>
+        <w:t xml:space="preserve">第7章の判断基準に該当した場合、または緊急時は以下の手順でインスタンスクラスを引き上げる。手順はNo.1/No.2（ダウンサイズ）と同一で、クラス指定を逆方向にするだけで対応可能。</w:t>
+      </w:r>
+    </w:p>
+    <w:p>
+      <w:pPr>
+        <w:spacing w:before="40" w:after="40"/>
+      </w:pPr>
+      <w:r>
+        <w:t xml:space="preserve"/>
+      </w:r>
+    </w:p>
+    <w:p>
+      <w:pPr>
+        <w:pStyle w:val="Heading2"/>
+      </w:pPr>
+      <w:r>
+        <w:rPr>
+          <w:rFonts w:ascii="BIZ UDPゴシック" w:cs="BIZ UDPゴシック" w:eastAsia="BIZ UDPゴシック" w:hAnsi="BIZ UDPゴシック"/>
+          <w:b/>
+          <w:bCs/>
+          <w:sz w:val="24"/>
+          <w:szCs w:val="24"/>
+        </w:rPr>
+        <w:t xml:space="preserve">■ 変更前 (Before) / 変更後 (After)（スケールアップ時）</w:t>
+      </w:r>
+    </w:p>
+    <w:tbl>
+      <w:tblPr>
+        <w:tblW w:type="dxa" w:w="9000"/>
+        <w:tblBorders>
+          <w:top w:val="single" w:color="auto" w:sz="4"/>
+          <w:left w:val="single" w:color="auto" w:sz="4"/>
+          <w:bottom w:val="single" w:color="auto" w:sz="4"/>
+          <w:right w:val="single" w:color="auto" w:sz="4"/>
+          <w:insideH w:val="single" w:color="auto" w:sz="4"/>
+          <w:insideV w:val="single" w:color="auto" w:sz="4"/>
+        </w:tblBorders>
+      </w:tblPr>
+      <w:tblGrid>
+        <w:gridCol w:w="4500"/>
+        <w:gridCol w:w="4500"/>
+      </w:tblGrid>
+      <w:tr>
+        <w:trPr>
+          <w:cantSplit/>
+        </w:trPr>
+        <w:tc>
+          <w:tcPr>
+            <w:tcW w:type="dxa" w:w="4500"/>
+            <w:tcBorders>
+              <w:top w:val="single" w:color="CCCCCC" w:sz="4"/>
+              <w:left w:val="single" w:color="CCCCCC" w:sz="4"/>
+              <w:bottom w:val="single" w:color="CCCCCC" w:sz="4"/>
+              <w:right w:val="single" w:color="CCCCCC" w:sz="4"/>
+            </w:tcBorders>
+            <w:shd w:fill="F5F5F5" w:val="clear"/>
+            <w:tcMar>
+              <w:top w:type="dxa" w:w="80"/>
+              <w:left w:type="dxa" w:w="120"/>
+              <w:bottom w:type="dxa" w:w="80"/>
+              <w:right w:type="dxa" w:w="120"/>
+            </w:tcMar>
+          </w:tcPr>
+          <w:p>
+            <w:r>
+              <w:rPr>
+                <w:rFonts w:ascii="BIZ UDPゴシック" w:cs="BIZ UDPゴシック" w:eastAsia="BIZ UDPゴシック" w:hAnsi="BIZ UDPゴシック"/>
+                <w:b/>
+                <w:bCs/>
+                <w:sz w:val="20"/>
+                <w:szCs w:val="20"/>
+              </w:rPr>
+              <w:t xml:space="preserve">▼ 変更前（ダウンサイズ後の状態）</w:t>
+            </w:r>
+          </w:p>
+        </w:tc>
+        <w:tc>
+          <w:tcPr>
+            <w:tcW w:type="dxa" w:w="4500"/>
+            <w:tcBorders>
+              <w:top w:val="single" w:color="CCCCCC" w:sz="4"/>
+              <w:left w:val="single" w:color="CCCCCC" w:sz="4"/>
+              <w:bottom w:val="single" w:color="CCCCCC" w:sz="4"/>
+              <w:right w:val="single" w:color="CCCCCC" w:sz="4"/>
+            </w:tcBorders>
+            <w:shd w:fill="F5F5F5" w:val="clear"/>
+            <w:tcMar>
+              <w:top w:type="dxa" w:w="80"/>
+              <w:left w:type="dxa" w:w="120"/>
+              <w:bottom w:type="dxa" w:w="80"/>
+              <w:right w:type="dxa" w:w="120"/>
+            </w:tcMar>
+          </w:tcPr>
+          <w:p>
+            <w:r>
+              <w:rPr>
+                <w:rFonts w:ascii="BIZ UDPゴシック" w:cs="BIZ UDPゴシック" w:eastAsia="BIZ UDPゴシック" w:hAnsi="BIZ UDPゴシック"/>
+                <w:b/>
+                <w:bCs/>
+                <w:sz w:val="20"/>
+                <w:szCs w:val="20"/>
+              </w:rPr>
+              <w:t xml:space="preserve">▲ 変更後（スケールアップ後）</w:t>
+            </w:r>
+          </w:p>
+        </w:tc>
+      </w:tr>
+      <w:tr>
+        <w:trPr>
+          <w:cantSplit/>
+        </w:trPr>
+        <w:tc>
+          <w:tcPr>
+            <w:tcW w:type="dxa" w:w="4500"/>
+            <w:tcBorders>
+              <w:top w:val="single" w:color="CCCCCC" w:sz="4"/>
+              <w:left w:val="single" w:color="CCCCCC" w:sz="4"/>
+              <w:bottom w:val="single" w:color="CCCCCC" w:sz="4"/>
+              <w:right w:val="single" w:color="CCCCCC" w:sz="4"/>
+            </w:tcBorders>
+            <w:shd w:fill="FFF2CC" w:val="clear"/>
+            <w:tcMar>
+              <w:top w:type="dxa" w:w="80"/>
+              <w:left w:type="dxa" w:w="120"/>
+              <w:bottom w:type="dxa" w:w="80"/>
+              <w:right w:type="dxa" w:w="120"/>
+            </w:tcMar>
+          </w:tcPr>
+          <w:p>
+            <w:r>
+              <w:rPr>
+                <w:rFonts w:ascii="Consolas" w:cs="Consolas" w:eastAsia="Consolas" w:hAnsi="Consolas"/>
+                <w:sz w:val="18"/>
+                <w:szCs w:val="18"/>
+              </w:rPr>
+              <w:t xml:space="preserve">instance-1: db.r5.xlarge</w:t>
+            </w:r>
+          </w:p>
+          <w:p>
+            <w:r>
+              <w:rPr>
+                <w:rFonts w:ascii="Consolas" w:cs="Consolas" w:eastAsia="Consolas" w:hAnsi="Consolas"/>
+                <w:sz w:val="18"/>
+                <w:szCs w:val="18"/>
+              </w:rPr>
+              <w:t xml:space="preserve">instance-2: db.r5.xlarge</w:t>
+            </w:r>
+          </w:p>
+          <w:p>
+            <w:r>
+              <w:rPr>
+                <w:rFonts w:ascii="Consolas" w:cs="Consolas" w:eastAsia="Consolas" w:hAnsi="Consolas"/>
+                <w:sz w:val="18"/>
+                <w:szCs w:val="18"/>
+              </w:rPr>
+              <w:t xml:space="preserve">vCPU: 4 / RAM: 32 GB</w:t>
+            </w:r>
+          </w:p>
+        </w:tc>
+        <w:tc>
+          <w:tcPr>
+            <w:tcW w:type="dxa" w:w="4500"/>
+            <w:tcBorders>
+              <w:top w:val="single" w:color="CCCCCC" w:sz="4"/>
+              <w:left w:val="single" w:color="CCCCCC" w:sz="4"/>
+              <w:bottom w:val="single" w:color="CCCCCC" w:sz="4"/>
+              <w:right w:val="single" w:color="CCCCCC" w:sz="4"/>
+            </w:tcBorders>
+            <w:shd w:fill="E2EFDA" w:val="clear"/>
+            <w:tcMar>
+              <w:top w:type="dxa" w:w="80"/>
+              <w:left w:type="dxa" w:w="120"/>
+              <w:bottom w:type="dxa" w:w="80"/>
+              <w:right w:type="dxa" w:w="120"/>
+            </w:tcMar>
+          </w:tcPr>
+          <w:p>
+            <w:r>
+              <w:rPr>
+                <w:rFonts w:ascii="Consolas" w:cs="Consolas" w:eastAsia="Consolas" w:hAnsi="Consolas"/>
+                <w:sz w:val="18"/>
+                <w:szCs w:val="18"/>
+              </w:rPr>
+              <w:t xml:space="preserve">instance-1: db.r5.2xlarge</w:t>
+            </w:r>
+          </w:p>
+          <w:p>
+            <w:r>
+              <w:rPr>
+                <w:rFonts w:ascii="Consolas" w:cs="Consolas" w:eastAsia="Consolas" w:hAnsi="Consolas"/>
+                <w:sz w:val="18"/>
+                <w:szCs w:val="18"/>
+              </w:rPr>
+              <w:t xml:space="preserve">instance-2: db.r5.2xlarge</w:t>
+            </w:r>
+          </w:p>
+          <w:p>
+            <w:r>
+              <w:rPr>
+                <w:rFonts w:ascii="Consolas" w:cs="Consolas" w:eastAsia="Consolas" w:hAnsi="Consolas"/>
+                <w:sz w:val="18"/>
+                <w:szCs w:val="18"/>
+              </w:rPr>
+              <w:t xml:space="preserve">vCPU: 8 / RAM: 64 GB</w:t>
+            </w:r>
+          </w:p>
+        </w:tc>
+      </w:tr>
+    </w:tbl>
+    <w:p>
+      <w:pPr>
+        <w:spacing w:before="40" w:after="40"/>
+      </w:pPr>
+      <w:r>
+        <w:t xml:space="preserve"/>
+      </w:r>
+    </w:p>
+    <w:p>
+      <w:pPr>
+        <w:pStyle w:val="Heading2"/>
+      </w:pPr>
+      <w:r>
+        <w:rPr>
+          <w:rFonts w:ascii="BIZ UDPゴシック" w:cs="BIZ UDPゴシック" w:eastAsia="BIZ UDPゴシック" w:hAnsi="BIZ UDPゴシック"/>
+          <w:b/>
+          <w:bCs/>
+          <w:sz w:val="24"/>
+          <w:szCs w:val="24"/>
+        </w:rPr>
+        <w:t xml:space="preserve">■ スケールアップ実行コマンド（CloudShell）</w:t>
+      </w:r>
+    </w:p>
+    <w:tbl>
+      <w:tblPr>
+        <w:tblW w:type="dxa" w:w="9000"/>
+        <w:tblBorders>
+          <w:top w:val="single" w:color="auto" w:sz="4"/>
+          <w:left w:val="single" w:color="auto" w:sz="4"/>
+          <w:bottom w:val="single" w:color="auto" w:sz="4"/>
+          <w:right w:val="single" w:color="auto" w:sz="4"/>
+          <w:insideH w:val="single" w:color="auto" w:sz="4"/>
+          <w:insideV w:val="single" w:color="auto" w:sz="4"/>
+        </w:tblBorders>
+      </w:tblPr>
+      <w:tblGrid>
+        <w:gridCol w:w="9000"/>
+      </w:tblGrid>
+      <w:tr>
+        <w:trPr>
+          <w:cantSplit/>
+        </w:trPr>
+        <w:tc>
+          <w:tcPr>
+            <w:tcW w:type="dxa" w:w="9000"/>
+            <w:tcBorders>
+              <w:top w:val="single" w:color="CCCCCC" w:sz="4"/>
+              <w:left w:val="single" w:color="CCCCCC" w:sz="4"/>
+              <w:bottom w:val="single" w:color="CCCCCC" w:sz="4"/>
+              <w:right w:val="single" w:color="CCCCCC" w:sz="4"/>
+            </w:tcBorders>
+            <w:shd w:fill="F8F8F8" w:val="clear"/>
+            <w:tcMar>
+              <w:top w:type="dxa" w:w="80"/>
+              <w:left w:type="dxa" w:w="120"/>
+              <w:bottom w:type="dxa" w:w="80"/>
+              <w:right w:type="dxa" w:w="120"/>
+            </w:tcMar>
+          </w:tcPr>
+          <w:p>
+            <w:r>
+              <w:rPr>
+                <w:rFonts w:ascii="Consolas" w:cs="Consolas" w:eastAsia="Consolas" w:hAnsi="Consolas"/>
+                <w:sz w:val="18"/>
+                <w:szCs w:val="18"/>
+              </w:rPr>
+              <w:t xml:space="preserve">REGION="ap-northeast-1"</w:t>
+            </w:r>
+          </w:p>
+          <w:p>
+            <w:r>
+              <w:rPr>
+                <w:rFonts w:ascii="Consolas" w:cs="Consolas" w:eastAsia="Consolas" w:hAnsi="Consolas"/>
+                <w:sz w:val="18"/>
+                <w:szCs w:val="18"/>
+              </w:rPr>
+              <w:t xml:space="preserve"/>
+            </w:r>
+          </w:p>
+          <w:p>
+            <w:r>
+              <w:rPr>
+                <w:rFonts w:ascii="Consolas" w:cs="Consolas" w:eastAsia="Consolas" w:hAnsi="Consolas"/>
+                <w:sz w:val="18"/>
+                <w:szCs w:val="18"/>
+              </w:rPr>
+              <w:t xml:space="preserve"># Step 1: instance-2（Reader）を先にスケールアップ</w:t>
+            </w:r>
+          </w:p>
+          <w:p>
+            <w:r>
+              <w:rPr>
+                <w:rFonts w:ascii="Consolas" w:cs="Consolas" w:eastAsia="Consolas" w:hAnsi="Consolas"/>
+                <w:sz w:val="18"/>
+                <w:szCs w:val="18"/>
+              </w:rPr>
+              <w:t xml:space="preserve">aws --no-cli-pager rds modify-db-instance \</w:t>
+            </w:r>
+          </w:p>
+          <w:p>
+            <w:r>
+              <w:rPr>
+                <w:rFonts w:ascii="Consolas" w:cs="Consolas" w:eastAsia="Consolas" w:hAnsi="Consolas"/>
+                <w:sz w:val="18"/>
+                <w:szCs w:val="18"/>
+              </w:rPr>
+              <w:t xml:space="preserve">  --region $REGION \</w:t>
+            </w:r>
+          </w:p>
+          <w:p>
+            <w:r>
+              <w:rPr>
+                <w:rFonts w:ascii="Consolas" w:cs="Consolas" w:eastAsia="Consolas" w:hAnsi="Consolas"/>
+                <w:sz w:val="18"/>
+                <w:szCs w:val="18"/>
+              </w:rPr>
+              <w:t xml:space="preserve">  --db-instance-identifier ksm-posprd-db-instance-2 \</w:t>
+            </w:r>
+          </w:p>
+          <w:p>
+            <w:r>
+              <w:rPr>
+                <w:rFonts w:ascii="Consolas" w:cs="Consolas" w:eastAsia="Consolas" w:hAnsi="Consolas"/>
+                <w:sz w:val="18"/>
+                <w:szCs w:val="18"/>
+              </w:rPr>
+              <w:t xml:space="preserve">  --db-instance-class db.r5.2xlarge \</w:t>
+            </w:r>
+          </w:p>
+          <w:p>
+            <w:r>
+              <w:rPr>
+                <w:rFonts w:ascii="Consolas" w:cs="Consolas" w:eastAsia="Consolas" w:hAnsi="Consolas"/>
+                <w:sz w:val="18"/>
+                <w:szCs w:val="18"/>
+              </w:rPr>
+              <w:t xml:space="preserve">  --apply-immediately</w:t>
+            </w:r>
+          </w:p>
+          <w:p>
+            <w:r>
+              <w:rPr>
+                <w:rFonts w:ascii="Consolas" w:cs="Consolas" w:eastAsia="Consolas" w:hAnsi="Consolas"/>
+                <w:sz w:val="18"/>
+                <w:szCs w:val="18"/>
+              </w:rPr>
+              <w:t xml:space="preserve"/>
+            </w:r>
+          </w:p>
+          <w:p>
+            <w:r>
+              <w:rPr>
+                <w:rFonts w:ascii="Consolas" w:cs="Consolas" w:eastAsia="Consolas" w:hAnsi="Consolas"/>
+                <w:sz w:val="18"/>
+                <w:szCs w:val="18"/>
+              </w:rPr>
+              <w:t xml:space="preserve">aws rds wait db-instance-available \</w:t>
+            </w:r>
+          </w:p>
+          <w:p>
+            <w:r>
+              <w:rPr>
+                <w:rFonts w:ascii="Consolas" w:cs="Consolas" w:eastAsia="Consolas" w:hAnsi="Consolas"/>
+                <w:sz w:val="18"/>
+                <w:szCs w:val="18"/>
+              </w:rPr>
+              <w:t xml:space="preserve">  --region $REGION \</w:t>
+            </w:r>
+          </w:p>
+          <w:p>
+            <w:r>
+              <w:rPr>
+                <w:rFonts w:ascii="Consolas" w:cs="Consolas" w:eastAsia="Consolas" w:hAnsi="Consolas"/>
+                <w:sz w:val="18"/>
+                <w:szCs w:val="18"/>
+              </w:rPr>
+              <w:t xml:space="preserve">  --db-instance-identifier ksm-posprd-db-instance-2</w:t>
+            </w:r>
+          </w:p>
+          <w:p>
+            <w:r>
+              <w:rPr>
+                <w:rFonts w:ascii="Consolas" w:cs="Consolas" w:eastAsia="Consolas" w:hAnsi="Consolas"/>
+                <w:sz w:val="18"/>
+                <w:szCs w:val="18"/>
+              </w:rPr>
+              <w:t xml:space="preserve">echo "instance-2 スケールアップ完了"</w:t>
+            </w:r>
+          </w:p>
+          <w:p>
+            <w:r>
+              <w:rPr>
+                <w:rFonts w:ascii="Consolas" w:cs="Consolas" w:eastAsia="Consolas" w:hAnsi="Consolas"/>
+                <w:sz w:val="18"/>
+                <w:szCs w:val="18"/>
+              </w:rPr>
+              <w:t xml:space="preserve"/>
+            </w:r>
+          </w:p>
+          <w:p>
+            <w:r>
+              <w:rPr>
+                <w:rFonts w:ascii="Consolas" w:cs="Consolas" w:eastAsia="Consolas" w:hAnsi="Consolas"/>
+                <w:sz w:val="18"/>
+                <w:szCs w:val="18"/>
+              </w:rPr>
+              <w:t xml:space="preserve"># Step 2: instance-1（Writer）をスケールアップ</w:t>
+            </w:r>
+          </w:p>
+          <w:p>
+            <w:r>
+              <w:rPr>
+                <w:rFonts w:ascii="Consolas" w:cs="Consolas" w:eastAsia="Consolas" w:hAnsi="Consolas"/>
+                <w:sz w:val="18"/>
+                <w:szCs w:val="18"/>
+              </w:rPr>
+              <w:t xml:space="preserve">aws --no-cli-pager rds modify-db-instance \</w:t>
+            </w:r>
+          </w:p>
+          <w:p>
+            <w:r>
+              <w:rPr>
+                <w:rFonts w:ascii="Consolas" w:cs="Consolas" w:eastAsia="Consolas" w:hAnsi="Consolas"/>
+                <w:sz w:val="18"/>
+                <w:szCs w:val="18"/>
+              </w:rPr>
+              <w:t xml:space="preserve">  --region $REGION \</w:t>
+            </w:r>
+          </w:p>
+          <w:p>
+            <w:r>
+              <w:rPr>
+                <w:rFonts w:ascii="Consolas" w:cs="Consolas" w:eastAsia="Consolas" w:hAnsi="Consolas"/>
+                <w:sz w:val="18"/>
+                <w:szCs w:val="18"/>
+              </w:rPr>
+              <w:t xml:space="preserve">  --db-instance-identifier ksm-posprd-db-instance-1 \</w:t>
+            </w:r>
+          </w:p>
+          <w:p>
+            <w:r>
+              <w:rPr>
+                <w:rFonts w:ascii="Consolas" w:cs="Consolas" w:eastAsia="Consolas" w:hAnsi="Consolas"/>
+                <w:sz w:val="18"/>
+                <w:szCs w:val="18"/>
+              </w:rPr>
+              <w:t xml:space="preserve">  --db-instance-class db.r5.2xlarge \</w:t>
+            </w:r>
+          </w:p>
+          <w:p>
+            <w:r>
+              <w:rPr>
+                <w:rFonts w:ascii="Consolas" w:cs="Consolas" w:eastAsia="Consolas" w:hAnsi="Consolas"/>
+                <w:sz w:val="18"/>
+                <w:szCs w:val="18"/>
+              </w:rPr>
+              <w:t xml:space="preserve">  --apply-immediately</w:t>
+            </w:r>
+          </w:p>
+          <w:p>
+            <w:r>
+              <w:rPr>
+                <w:rFonts w:ascii="Consolas" w:cs="Consolas" w:eastAsia="Consolas" w:hAnsi="Consolas"/>
+                <w:sz w:val="18"/>
+                <w:szCs w:val="18"/>
+              </w:rPr>
+              <w:t xml:space="preserve"/>
+            </w:r>
+          </w:p>
+          <w:p>
+            <w:r>
+              <w:rPr>
+                <w:rFonts w:ascii="Consolas" w:cs="Consolas" w:eastAsia="Consolas" w:hAnsi="Consolas"/>
+                <w:sz w:val="18"/>
+                <w:szCs w:val="18"/>
+              </w:rPr>
+              <w:t xml:space="preserve">aws rds wait db-instance-available \</w:t>
+            </w:r>
+          </w:p>
+          <w:p>
+            <w:r>
+              <w:rPr>
+                <w:rFonts w:ascii="Consolas" w:cs="Consolas" w:eastAsia="Consolas" w:hAnsi="Consolas"/>
+                <w:sz w:val="18"/>
+                <w:szCs w:val="18"/>
+              </w:rPr>
+              <w:t xml:space="preserve">  --region $REGION \</w:t>
+            </w:r>
+          </w:p>
+          <w:p>
+            <w:r>
+              <w:rPr>
+                <w:rFonts w:ascii="Consolas" w:cs="Consolas" w:eastAsia="Consolas" w:hAnsi="Consolas"/>
+                <w:sz w:val="18"/>
+                <w:szCs w:val="18"/>
+              </w:rPr>
+              <w:t xml:space="preserve">  --db-instance-identifier ksm-posprd-db-instance-1</w:t>
+            </w:r>
+          </w:p>
+          <w:p>
+            <w:r>
+              <w:rPr>
+                <w:rFonts w:ascii="Consolas" w:cs="Consolas" w:eastAsia="Consolas" w:hAnsi="Consolas"/>
+                <w:sz w:val="18"/>
+                <w:szCs w:val="18"/>
+              </w:rPr>
+              <w:t xml:space="preserve">echo "instance-1 スケールアップ完了"</w:t>
+            </w:r>
+          </w:p>
+          <w:p>
+            <w:r>
+              <w:rPr>
+                <w:rFonts w:ascii="Consolas" w:cs="Consolas" w:eastAsia="Consolas" w:hAnsi="Consolas"/>
+                <w:sz w:val="18"/>
+                <w:szCs w:val="18"/>
+              </w:rPr>
+              <w:t xml:space="preserve"/>
+            </w:r>
+          </w:p>
+          <w:p>
+            <w:r>
+              <w:rPr>
+                <w:rFonts w:ascii="Consolas" w:cs="Consolas" w:eastAsia="Consolas" w:hAnsi="Consolas"/>
+                <w:sz w:val="18"/>
+                <w:szCs w:val="18"/>
+              </w:rPr>
+              <w:t xml:space="preserve"># Step 3: 変更後の確認</w:t>
+            </w:r>
+          </w:p>
+          <w:p>
+            <w:r>
+              <w:rPr>
+                <w:rFonts w:ascii="Consolas" w:cs="Consolas" w:eastAsia="Consolas" w:hAnsi="Consolas"/>
+                <w:sz w:val="18"/>
+                <w:szCs w:val="18"/>
+              </w:rPr>
+              <w:t xml:space="preserve">aws --no-cli-pager rds describe-db-instances \</w:t>
+            </w:r>
+          </w:p>
+          <w:p>
+            <w:r>
+              <w:rPr>
+                <w:rFonts w:ascii="Consolas" w:cs="Consolas" w:eastAsia="Consolas" w:hAnsi="Consolas"/>
+                <w:sz w:val="18"/>
+                <w:szCs w:val="18"/>
+              </w:rPr>
+              <w:t xml:space="preserve">  --region $REGION \</w:t>
+            </w:r>
+          </w:p>
+          <w:p>
+            <w:r>
+              <w:rPr>
+                <w:rFonts w:ascii="Consolas" w:cs="Consolas" w:eastAsia="Consolas" w:hAnsi="Consolas"/>
+                <w:sz w:val="18"/>
+                <w:szCs w:val="18"/>
+              </w:rPr>
+              <w:t xml:space="preserve">  --filters "Name=db-cluster-id,Values=ksm-posprd-db-cluster" \</w:t>
+            </w:r>
+          </w:p>
+          <w:p>
+            <w:r>
+              <w:rPr>
+                <w:rFonts w:ascii="Consolas" w:cs="Consolas" w:eastAsia="Consolas" w:hAnsi="Consolas"/>
+                <w:sz w:val="18"/>
+                <w:szCs w:val="18"/>
+              </w:rPr>
+              <w:t xml:space="preserve">  --query "DBInstances[*].{ID:DBInstanceIdentifier,Class:DBInstanceClass,Status:DBInstanceStatus}" \</w:t>
+            </w:r>
+          </w:p>
+          <w:p>
+            <w:r>
+              <w:rPr>
+                <w:rFonts w:ascii="Consolas" w:cs="Consolas" w:eastAsia="Consolas" w:hAnsi="Consolas"/>
+                <w:sz w:val="18"/>
+                <w:szCs w:val="18"/>
+              </w:rPr>
+              <w:t xml:space="preserve">  --output table</w:t>
+            </w:r>
+          </w:p>
+        </w:tc>
+      </w:tr>
+    </w:tbl>
+    <w:p>
+      <w:pPr>
+        <w:spacing w:before="60" w:after="60"/>
+      </w:pPr>
+      <w:r>
+        <w:rPr>
+          <w:rFonts w:ascii="BIZ UDPゴシック" w:cs="BIZ UDPゴシック" w:eastAsia="BIZ UDPゴシック" w:hAnsi="BIZ UDPゴシック"/>
+          <w:color w:val="595959"/>
+          <w:sz w:val="20"/>
+          <w:szCs w:val="20"/>
+        </w:rPr>
+        <w:t xml:space="preserve">⚠️ スケールアップも再起動を伴う。緊急時は即時実行可だが、通常は同様にメンテナンスウィンドウ（JST 土曜 00:30〜01:00）での実施を推奨。</w:t>
+      </w:r>
+    </w:p>
+    <w:p>
+      <w:pPr>
+        <w:spacing w:before="40" w:after="40"/>
+      </w:pPr>
+      <w:r>
+        <w:t xml:space="preserve"/>
+      </w:r>
+    </w:p>
+    <w:p>
+      <w:pPr>
+        <w:pStyle w:val="Heading2"/>
+      </w:pPr>
+      <w:r>
+        <w:rPr>
+          <w:rFonts w:ascii="BIZ UDPゴシック" w:cs="BIZ UDPゴシック" w:eastAsia="BIZ UDPゴシック" w:hAnsi="BIZ UDPゴシック"/>
+          <w:b/>
+          <w:bCs/>
+          <w:sz w:val="24"/>
+          <w:szCs w:val="24"/>
+        </w:rPr>
+        <w:t xml:space="preserve">■ スケールアップ後の確認メトリクス</w:t>
+      </w:r>
+    </w:p>
+    <w:tbl>
+      <w:tblPr>
+        <w:tblW w:type="dxa" w:w="9000"/>
+        <w:tblBorders>
+          <w:top w:val="single" w:color="auto" w:sz="4"/>
+          <w:left w:val="single" w:color="auto" w:sz="4"/>
+          <w:bottom w:val="single" w:color="auto" w:sz="4"/>
+          <w:right w:val="single" w:color="auto" w:sz="4"/>
+          <w:insideH w:val="single" w:color="auto" w:sz="4"/>
+          <w:insideV w:val="single" w:color="auto" w:sz="4"/>
+        </w:tblBorders>
+      </w:tblPr>
+      <w:tblGrid>
+        <w:gridCol w:w="3000"/>
+        <w:gridCol w:w="3000"/>
+        <w:gridCol w:w="3000"/>
+      </w:tblGrid>
+      <w:tr>
+        <w:trPr>
+          <w:cantSplit/>
+        </w:trPr>
+        <w:tc>
+          <w:tcPr>
+            <w:tcW w:type="dxa" w:w="3000"/>
+            <w:tcBorders>
+              <w:top w:val="single" w:color="CCCCCC" w:sz="4"/>
+              <w:left w:val="single" w:color="CCCCCC" w:sz="4"/>
+              <w:bottom w:val="single" w:color="CCCCCC" w:sz="4"/>
+              <w:right w:val="single" w:color="CCCCCC" w:sz="4"/>
+            </w:tcBorders>
+            <w:shd w:fill="F5F5F5" w:val="clear"/>
+            <w:tcMar>
+              <w:top w:type="dxa" w:w="60"/>
+              <w:left w:type="dxa" w:w="100"/>
+              <w:bottom w:type="dxa" w:w="60"/>
+              <w:right w:type="dxa" w:w="100"/>
+            </w:tcMar>
+          </w:tcPr>
+          <w:p>
+            <w:r>
+              <w:rPr>
+                <w:rFonts w:ascii="BIZ UDPゴシック" w:cs="BIZ UDPゴシック" w:eastAsia="BIZ UDPゴシック" w:hAnsi="BIZ UDPゴシック"/>
+                <w:b/>
+                <w:bCs/>
+                <w:color w:val="000000"/>
+                <w:sz w:val="22"/>
+                <w:szCs w:val="22"/>
+              </w:rPr>
+              <w:t xml:space="preserve">確認項目</w:t>
+            </w:r>
+          </w:p>
+        </w:tc>
+        <w:tc>
+          <w:tcPr>
+            <w:tcW w:type="dxa" w:w="3000"/>
+            <w:tcBorders>
+              <w:top w:val="single" w:color="CCCCCC" w:sz="4"/>
+              <w:left w:val="single" w:color="CCCCCC" w:sz="4"/>
+              <w:bottom w:val="single" w:color="CCCCCC" w:sz="4"/>
+              <w:right w:val="single" w:color="CCCCCC" w:sz="4"/>
+            </w:tcBorders>
+            <w:shd w:fill="F5F5F5" w:val="clear"/>
+            <w:tcMar>
+              <w:top w:type="dxa" w:w="60"/>
+              <w:left w:type="dxa" w:w="100"/>
+              <w:bottom w:type="dxa" w:w="60"/>
+              <w:right w:type="dxa" w:w="100"/>
+            </w:tcMar>
+          </w:tcPr>
+          <w:p>
+            <w:r>
+              <w:rPr>
+                <w:rFonts w:ascii="BIZ UDPゴシック" w:cs="BIZ UDPゴシック" w:eastAsia="BIZ UDPゴシック" w:hAnsi="BIZ UDPゴシック"/>
+                <w:b/>
+                <w:bCs/>
+                <w:color w:val="000000"/>
+                <w:sz w:val="22"/>
+                <w:szCs w:val="22"/>
+              </w:rPr>
+              <w:t xml:space="preserve">コマンド</w:t>
+            </w:r>
+          </w:p>
+        </w:tc>
+        <w:tc>
+          <w:tcPr>
+            <w:tcW w:type="dxa" w:w="3000"/>
+            <w:tcBorders>
+              <w:top w:val="single" w:color="CCCCCC" w:sz="4"/>
+              <w:left w:val="single" w:color="CCCCCC" w:sz="4"/>
+              <w:bottom w:val="single" w:color="CCCCCC" w:sz="4"/>
+              <w:right w:val="single" w:color="CCCCCC" w:sz="4"/>
+            </w:tcBorders>
+            <w:shd w:fill="F5F5F5" w:val="clear"/>
+            <w:tcMar>
+              <w:top w:type="dxa" w:w="60"/>
+              <w:left w:type="dxa" w:w="100"/>
+              <w:bottom w:type="dxa" w:w="60"/>
+              <w:right w:type="dxa" w:w="100"/>
+            </w:tcMar>
+          </w:tcPr>
+          <w:p>
+            <w:r>
+              <w:rPr>
+                <w:rFonts w:ascii="BIZ UDPゴシック" w:cs="BIZ UDPゴシック" w:eastAsia="BIZ UDPゴシック" w:hAnsi="BIZ UDPゴシック"/>
+                <w:b/>
+                <w:bCs/>
+                <w:color w:val="000000"/>
+                <w:sz w:val="22"/>
+                <w:szCs w:val="22"/>
+              </w:rPr>
+              <w:t xml:space="preserve">期待値</w:t>
+            </w:r>
+          </w:p>
+        </w:tc>
+      </w:tr>
+      <w:tr>
+        <w:trPr>
+          <w:cantSplit/>
+        </w:trPr>
+        <w:tc>
+          <w:tcPr>
+            <w:tcW w:type="dxa" w:w="3000"/>
+            <w:tcBorders>
+              <w:top w:val="single" w:color="CCCCCC" w:sz="4"/>
+              <w:left w:val="single" w:color="CCCCCC" w:sz="4"/>
+              <w:bottom w:val="single" w:color="CCCCCC" w:sz="4"/>
+              <w:right w:val="single" w:color="CCCCCC" w:sz="4"/>
+            </w:tcBorders>
+            <w:shd w:fill="FFFFFF" w:val="clear"/>
+            <w:tcMar>
+              <w:top w:type="dxa" w:w="60"/>
+              <w:left w:type="dxa" w:w="100"/>
+              <w:bottom w:type="dxa" w:w="60"/>
+              <w:right w:type="dxa" w:w="100"/>
+            </w:tcMar>
+          </w:tcPr>
+          <w:p>
+            <w:r>
+              <w:rPr>
+                <w:rFonts w:ascii="BIZ UDPゴシック" w:cs="BIZ UDPゴシック" w:eastAsia="BIZ UDPゴシック" w:hAnsi="BIZ UDPゴシック"/>
+                <w:b w:val="false"/>
+                <w:bCs w:val="false"/>
+                <w:color w:val="000000"/>
+                <w:sz w:val="22"/>
+                <w:szCs w:val="22"/>
+              </w:rPr>
+              <w:t xml:space="preserve">インスタンスクラスが変更されていること</w:t>
+            </w:r>
+          </w:p>
+        </w:tc>
+        <w:tc>
+          <w:tcPr>
+            <w:tcW w:type="dxa" w:w="3000"/>
+            <w:tcBorders>
+              <w:top w:val="single" w:color="CCCCCC" w:sz="4"/>
+              <w:left w:val="single" w:color="CCCCCC" w:sz="4"/>
+              <w:bottom w:val="single" w:color="CCCCCC" w:sz="4"/>
+              <w:right w:val="single" w:color="CCCCCC" w:sz="4"/>
+            </w:tcBorders>
+            <w:shd w:fill="FFFFFF" w:val="clear"/>
+            <w:tcMar>
+              <w:top w:type="dxa" w:w="60"/>
+              <w:left w:type="dxa" w:w="100"/>
+              <w:bottom w:type="dxa" w:w="60"/>
+              <w:right w:type="dxa" w:w="100"/>
+            </w:tcMar>
+          </w:tcPr>
+          <w:p>
+            <w:r>
+              <w:rPr>
+                <w:rFonts w:ascii="BIZ UDPゴシック" w:cs="BIZ UDPゴシック" w:eastAsia="BIZ UDPゴシック" w:hAnsi="BIZ UDPゴシック"/>
+                <w:b w:val="false"/>
+                <w:bCs w:val="false"/>
+                <w:color w:val="000000"/>
+                <w:sz w:val="22"/>
+                <w:szCs w:val="22"/>
+              </w:rPr>
+              <w:t xml:space="preserve">describe-db-instances --output table</w:t>
+            </w:r>
+          </w:p>
+        </w:tc>
+        <w:tc>
+          <w:tcPr>
+            <w:tcW w:type="dxa" w:w="3000"/>
+            <w:tcBorders>
+              <w:top w:val="single" w:color="CCCCCC" w:sz="4"/>
+              <w:left w:val="single" w:color="CCCCCC" w:sz="4"/>
+              <w:bottom w:val="single" w:color="CCCCCC" w:sz="4"/>
+              <w:right w:val="single" w:color="CCCCCC" w:sz="4"/>
+            </w:tcBorders>
+            <w:shd w:fill="FFFFFF" w:val="clear"/>
+            <w:tcMar>
+              <w:top w:type="dxa" w:w="60"/>
+              <w:left w:type="dxa" w:w="100"/>
+              <w:bottom w:type="dxa" w:w="60"/>
+              <w:right w:type="dxa" w:w="100"/>
+            </w:tcMar>
+          </w:tcPr>
+          <w:p>
+            <w:r>
+              <w:rPr>
+                <w:rFonts w:ascii="BIZ UDPゴシック" w:cs="BIZ UDPゴシック" w:eastAsia="BIZ UDPゴシック" w:hAnsi="BIZ UDPゴシック"/>
+                <w:b w:val="false"/>
+                <w:bCs w:val="false"/>
+                <w:color w:val="000000"/>
+                <w:sz w:val="22"/>
+                <w:szCs w:val="22"/>
+              </w:rPr>
+              <w:t xml:space="preserve">DBInstanceClass = db.r5.2xlarge
+Status = available</w:t>
+            </w:r>
+          </w:p>
+        </w:tc>
+      </w:tr>
+      <w:tr>
+        <w:trPr>
+          <w:cantSplit/>
+        </w:trPr>
+        <w:tc>
+          <w:tcPr>
+            <w:tcW w:type="dxa" w:w="3000"/>
+            <w:tcBorders>
+              <w:top w:val="single" w:color="CCCCCC" w:sz="4"/>
+              <w:left w:val="single" w:color="CCCCCC" w:sz="4"/>
+              <w:bottom w:val="single" w:color="CCCCCC" w:sz="4"/>
+              <w:right w:val="single" w:color="CCCCCC" w:sz="4"/>
+            </w:tcBorders>
+            <w:shd w:fill="FFFFFF" w:val="clear"/>
+            <w:tcMar>
+              <w:top w:type="dxa" w:w="60"/>
+              <w:left w:type="dxa" w:w="100"/>
+              <w:bottom w:type="dxa" w:w="60"/>
+              <w:right w:type="dxa" w:w="100"/>
+            </w:tcMar>
+          </w:tcPr>
+          <w:p>
+            <w:r>
+              <w:rPr>
+                <w:rFonts w:ascii="BIZ UDPゴシック" w:cs="BIZ UDPゴシック" w:eastAsia="BIZ UDPゴシック" w:hAnsi="BIZ UDPゴシック"/>
+                <w:b w:val="false"/>
+                <w:bCs w:val="false"/>
+                <w:color w:val="000000"/>
+                <w:sz w:val="22"/>
+                <w:szCs w:val="22"/>
+              </w:rPr>
+              <w:t xml:space="preserve">CPU使用率が正常範囲に戻っていること</w:t>
+            </w:r>
+          </w:p>
+        </w:tc>
+        <w:tc>
+          <w:tcPr>
+            <w:tcW w:type="dxa" w:w="3000"/>
+            <w:tcBorders>
+              <w:top w:val="single" w:color="CCCCCC" w:sz="4"/>
+              <w:left w:val="single" w:color="CCCCCC" w:sz="4"/>
+              <w:bottom w:val="single" w:color="CCCCCC" w:sz="4"/>
+              <w:right w:val="single" w:color="CCCCCC" w:sz="4"/>
+            </w:tcBorders>
+            <w:shd w:fill="FFFFFF" w:val="clear"/>
+            <w:tcMar>
+              <w:top w:type="dxa" w:w="60"/>
+              <w:left w:type="dxa" w:w="100"/>
+              <w:bottom w:type="dxa" w:w="60"/>
+              <w:right w:type="dxa" w:w="100"/>
+            </w:tcMar>
+          </w:tcPr>
+          <w:p>
+            <w:r>
+              <w:rPr>
+                <w:rFonts w:ascii="BIZ UDPゴシック" w:cs="BIZ UDPゴシック" w:eastAsia="BIZ UDPゴシック" w:hAnsi="BIZ UDPゴシック"/>
+                <w:b w:val="false"/>
+                <w:bCs w:val="false"/>
+                <w:color w:val="000000"/>
+                <w:sz w:val="22"/>
+                <w:szCs w:val="22"/>
+              </w:rPr>
+              <w:t xml:space="preserve">get-metric-statistics CPUUtilization</w:t>
+            </w:r>
+          </w:p>
+        </w:tc>
+        <w:tc>
+          <w:tcPr>
+            <w:tcW w:type="dxa" w:w="3000"/>
+            <w:tcBorders>
+              <w:top w:val="single" w:color="CCCCCC" w:sz="4"/>
+              <w:left w:val="single" w:color="CCCCCC" w:sz="4"/>
+              <w:bottom w:val="single" w:color="CCCCCC" w:sz="4"/>
+              <w:right w:val="single" w:color="CCCCCC" w:sz="4"/>
+            </w:tcBorders>
+            <w:shd w:fill="FFFFFF" w:val="clear"/>
+            <w:tcMar>
+              <w:top w:type="dxa" w:w="60"/>
+              <w:left w:type="dxa" w:w="100"/>
+              <w:bottom w:type="dxa" w:w="60"/>
+              <w:right w:type="dxa" w:w="100"/>
+            </w:tcMar>
+          </w:tcPr>
+          <w:p>
+            <w:r>
+              <w:rPr>
+                <w:rFonts w:ascii="BIZ UDPゴシック" w:cs="BIZ UDPゴシック" w:eastAsia="BIZ UDPゴシック" w:hAnsi="BIZ UDPゴシック"/>
+                <w:b w:val="false"/>
+                <w:bCs w:val="false"/>
+                <w:color w:val="000000"/>
+                <w:sz w:val="22"/>
+                <w:szCs w:val="22"/>
+              </w:rPr>
+              <w:t xml:space="preserve">スケールアップ前と同程度（数%以下）に低下</w:t>
+            </w:r>
+          </w:p>
+        </w:tc>
+      </w:tr>
+      <w:tr>
+        <w:trPr>
+          <w:cantSplit/>
+        </w:trPr>
+        <w:tc>
+          <w:tcPr>
+            <w:tcW w:type="dxa" w:w="3000"/>
+            <w:tcBorders>
+              <w:top w:val="single" w:color="CCCCCC" w:sz="4"/>
+              <w:left w:val="single" w:color="CCCCCC" w:sz="4"/>
+              <w:bottom w:val="single" w:color="CCCCCC" w:sz="4"/>
+              <w:right w:val="single" w:color="CCCCCC" w:sz="4"/>
+            </w:tcBorders>
+            <w:shd w:fill="FFFFFF" w:val="clear"/>
+            <w:tcMar>
+              <w:top w:type="dxa" w:w="60"/>
+              <w:left w:type="dxa" w:w="100"/>
+              <w:bottom w:type="dxa" w:w="60"/>
+              <w:right w:type="dxa" w:w="100"/>
+            </w:tcMar>
+          </w:tcPr>
+          <w:p>
+            <w:r>
+              <w:rPr>
+                <w:rFonts w:ascii="BIZ UDPゴシック" w:cs="BIZ UDPゴシック" w:eastAsia="BIZ UDPゴシック" w:hAnsi="BIZ UDPゴシック"/>
+                <w:b w:val="false"/>
+                <w:bCs w:val="false"/>
+                <w:color w:val="000000"/>
+                <w:sz w:val="22"/>
+                <w:szCs w:val="22"/>
+              </w:rPr>
+              <w:t xml:space="preserve">Lambda/バッチがエラーなく動作すること</w:t>
+            </w:r>
+          </w:p>
+        </w:tc>
+        <w:tc>
+          <w:tcPr>
+            <w:tcW w:type="dxa" w:w="3000"/>
+            <w:tcBorders>
+              <w:top w:val="single" w:color="CCCCCC" w:sz="4"/>
+              <w:left w:val="single" w:color="CCCCCC" w:sz="4"/>
+              <w:bottom w:val="single" w:color="CCCCCC" w:sz="4"/>
+              <w:right w:val="single" w:color="CCCCCC" w:sz="4"/>
+            </w:tcBorders>
+            <w:shd w:fill="FFFFFF" w:val="clear"/>
+            <w:tcMar>
+              <w:top w:type="dxa" w:w="60"/>
+              <w:left w:type="dxa" w:w="100"/>
+              <w:bottom w:type="dxa" w:w="60"/>
+              <w:right w:type="dxa" w:w="100"/>
+            </w:tcMar>
+          </w:tcPr>
+          <w:p>
+            <w:r>
+              <w:rPr>
+                <w:rFonts w:ascii="BIZ UDPゴシック" w:cs="BIZ UDPゴシック" w:eastAsia="BIZ UDPゴシック" w:hAnsi="BIZ UDPゴシック"/>
+                <w:b w:val="false"/>
+                <w:bCs w:val="false"/>
+                <w:color w:val="000000"/>
+                <w:sz w:val="22"/>
+                <w:szCs w:val="22"/>
+              </w:rPr>
+              <w:t xml:space="preserve">logs filter-log-events 各Lambda</w:t>
+            </w:r>
+          </w:p>
+        </w:tc>
+        <w:tc>
+          <w:tcPr>
+            <w:tcW w:type="dxa" w:w="3000"/>
+            <w:tcBorders>
+              <w:top w:val="single" w:color="CCCCCC" w:sz="4"/>
+              <w:left w:val="single" w:color="CCCCCC" w:sz="4"/>
+              <w:bottom w:val="single" w:color="CCCCCC" w:sz="4"/>
+              <w:right w:val="single" w:color="CCCCCC" w:sz="4"/>
+            </w:tcBorders>
+            <w:shd w:fill="FFFFFF" w:val="clear"/>
+            <w:tcMar>
+              <w:top w:type="dxa" w:w="60"/>
+              <w:left w:type="dxa" w:w="100"/>
+              <w:bottom w:type="dxa" w:w="60"/>
+              <w:right w:type="dxa" w:w="100"/>
+            </w:tcMar>
+          </w:tcPr>
+          <w:p>
+            <w:r>
+              <w:rPr>
+                <w:rFonts w:ascii="BIZ UDPゴシック" w:cs="BIZ UDPゴシック" w:eastAsia="BIZ UDPゴシック" w:hAnsi="BIZ UDPゴシック"/>
+                <w:b w:val="false"/>
+                <w:bCs w:val="false"/>
+                <w:color w:val="000000"/>
+                <w:sz w:val="22"/>
+                <w:szCs w:val="22"/>
+              </w:rPr>
+              <w:t xml:space="preserve">ERROR / Exception ログなし</w:t>
+            </w:r>
+          </w:p>
+        </w:tc>
+      </w:tr>
+    </w:tbl>
+    <w:p>
+      <w:pPr>
+        <w:pStyle w:val="Heading1"/>
+      </w:pPr>
+      <w:r>
+        <w:rPr>
+          <w:rFonts w:ascii="BIZ UDPゴシック" w:cs="BIZ UDPゴシック" w:eastAsia="BIZ UDPゴシック" w:hAnsi="BIZ UDPゴシック"/>
+          <w:b/>
+          <w:bCs/>
+          <w:sz w:val="32"/>
+          <w:szCs w:val="32"/>
+        </w:rPr>
+        <w:t xml:space="preserve">9. 報告方法</w:t>
       </w:r>
     </w:p>
     <w:p>
@@ -9229,6 +13111,21 @@
           <w:sz w:val="22"/>
           <w:szCs w:val="22"/>
         </w:rPr>
+        <w:t xml:space="preserve">・1週間のパフォーマンスチェック結果（第6章のメトリクス）をまとめて報告する</w:t>
+      </w:r>
+    </w:p>
+    <w:p>
+      <w:pPr>
+        <w:spacing w:before="40" w:after="40"/>
+        <w:ind w:left="360" w:hanging="200"/>
+      </w:pPr>
+      <w:r>
+        <w:rPr>
+          <w:rFonts w:ascii="BIZ UDPゴシック" w:cs="BIZ UDPゴシック" w:eastAsia="BIZ UDPゴシック" w:hAnsi="BIZ UDPゴシック"/>
+          <w:color w:val="000000"/>
+          <w:sz w:val="22"/>
+          <w:szCs w:val="22"/>
+        </w:rPr>
         <w:t xml:space="preserve">・翌月 Cost Explorer での削減確認後、削減効果を報告する</w:t>
       </w:r>
     </w:p>
@@ -9245,6 +13142,21 @@
           <w:szCs w:val="22"/>
         </w:rPr>
         <w:t xml:space="preserve">・安定稼働が確認できた場合、Reserved Instance（案C）への移行を検討する</w:t>
+      </w:r>
+    </w:p>
+    <w:p>
+      <w:pPr>
+        <w:spacing w:before="40" w:after="40"/>
+        <w:ind w:left="360" w:hanging="200"/>
+      </w:pPr>
+      <w:r>
+        <w:rPr>
+          <w:rFonts w:ascii="BIZ UDPゴシック" w:cs="BIZ UDPゴシック" w:eastAsia="BIZ UDPゴシック" w:hAnsi="BIZ UDPゴシック"/>
+          <w:color w:val="000000"/>
+          <w:sz w:val="22"/>
+          <w:szCs w:val="22"/>
+        </w:rPr>
+        <w:t xml:space="preserve">・スケールアップを実施した場合は、その理由・実施日時・変更後のメトリクスをあわせて報告する</w:t>
       </w:r>
     </w:p>
     <w:sectPr>
